--- a/p06-qualite-donnees-boutique/mission1-amelioration-ia/README.docx
+++ b/p06-qualite-donnees-boutique/mission1-amelioration-ia/README.docx
@@ -99,8 +99,241 @@
           <w:sz w:val="18"/>
           <w:szCs w:val="18"/>
         </w:rPr>
-        <w:t xml:space="preserve">   ·   Formation Data Analyst — OpenClassrooms   ·   Juillet 2026</w:t>
-      </w:r>
+        <w:t xml:space="preserve">   ·   Formation Data Analyst — OpenClassrooms   ·   Août 2026</w:t>
+      </w:r>
+    </w:p>
+    <w:p>
+      <w:pPr>
+        <w:spacing w:after="130" w:before="60"/>
+      </w:pPr>
+      <w:r>
+        <w:rPr>
+          <w:rFonts w:ascii="Calibri" w:cs="Calibri" w:eastAsia="Calibri" w:hAnsi="Calibri"/>
+          <w:b/>
+          <w:bCs/>
+          <w:color w:val="134652"/>
+          <w:spacing w:val="25"/>
+          <w:sz w:val="17"/>
+          <w:szCs w:val="17"/>
+        </w:rPr>
+        <w:t xml:space="preserve">SOMMAIRE</w:t>
+      </w:r>
+    </w:p>
+    <w:p>
+      <w:pPr>
+        <w:tabs>
+          <w:tab w:val="right" w:pos="9200"/>
+        </w:tabs>
+        <w:spacing w:after="70"/>
+      </w:pPr>
+      <w:r>
+        <w:rPr>
+          <w:rFonts w:ascii="Consolas" w:cs="Consolas" w:eastAsia="Consolas" w:hAnsi="Consolas"/>
+          <w:color w:val="E8622C"/>
+          <w:sz w:val="17"/>
+          <w:szCs w:val="17"/>
+        </w:rPr>
+        <w:t xml:space="preserve">01   </w:t>
+      </w:r>
+      <w:r>
+        <w:rPr>
+          <w:rFonts w:ascii="Calibri" w:cs="Calibri" w:eastAsia="Calibri" w:hAnsi="Calibri"/>
+          <w:color w:val="222222"/>
+          <w:sz w:val="19"/>
+          <w:szCs w:val="19"/>
+        </w:rPr>
+        <w:t xml:space="preserve">Fichiers du projet</w:t>
+      </w:r>
+    </w:p>
+    <w:p>
+      <w:pPr>
+        <w:tabs>
+          <w:tab w:val="right" w:pos="9200"/>
+        </w:tabs>
+        <w:spacing w:after="70"/>
+      </w:pPr>
+      <w:r>
+        <w:rPr>
+          <w:rFonts w:ascii="Consolas" w:cs="Consolas" w:eastAsia="Consolas" w:hAnsi="Consolas"/>
+          <w:color w:val="E8622C"/>
+          <w:sz w:val="17"/>
+          <w:szCs w:val="17"/>
+        </w:rPr>
+        <w:t xml:space="preserve">02   </w:t>
+      </w:r>
+      <w:r>
+        <w:rPr>
+          <w:rFonts w:ascii="Calibri" w:cs="Calibri" w:eastAsia="Calibri" w:hAnsi="Calibri"/>
+          <w:color w:val="222222"/>
+          <w:sz w:val="19"/>
+          <w:szCs w:val="19"/>
+        </w:rPr>
+        <w:t xml:space="preserve">Traçabilité des choix</w:t>
+      </w:r>
+    </w:p>
+    <w:p>
+      <w:pPr>
+        <w:tabs>
+          <w:tab w:val="right" w:pos="9200"/>
+        </w:tabs>
+        <w:spacing w:after="70"/>
+      </w:pPr>
+      <w:r>
+        <w:rPr>
+          <w:rFonts w:ascii="Consolas" w:cs="Consolas" w:eastAsia="Consolas" w:hAnsi="Consolas"/>
+          <w:color w:val="E8622C"/>
+          <w:sz w:val="17"/>
+          <w:szCs w:val="17"/>
+        </w:rPr>
+        <w:t xml:space="preserve">03   </w:t>
+      </w:r>
+      <w:r>
+        <w:rPr>
+          <w:rFonts w:ascii="Calibri" w:cs="Calibri" w:eastAsia="Calibri" w:hAnsi="Calibri"/>
+          <w:color w:val="222222"/>
+          <w:sz w:val="19"/>
+          <w:szCs w:val="19"/>
+        </w:rPr>
+        <w:t xml:space="preserve">Justifications techniques</w:t>
+      </w:r>
+    </w:p>
+    <w:p>
+      <w:pPr>
+        <w:tabs>
+          <w:tab w:val="right" w:pos="9200"/>
+        </w:tabs>
+        <w:spacing w:after="70"/>
+      </w:pPr>
+      <w:r>
+        <w:rPr>
+          <w:rFonts w:ascii="Consolas" w:cs="Consolas" w:eastAsia="Consolas" w:hAnsi="Consolas"/>
+          <w:color w:val="E8622C"/>
+          <w:sz w:val="17"/>
+          <w:szCs w:val="17"/>
+        </w:rPr>
+        <w:t xml:space="preserve">04   </w:t>
+      </w:r>
+      <w:r>
+        <w:rPr>
+          <w:rFonts w:ascii="Calibri" w:cs="Calibri" w:eastAsia="Calibri" w:hAnsi="Calibri"/>
+          <w:color w:val="222222"/>
+          <w:sz w:val="19"/>
+          <w:szCs w:val="19"/>
+        </w:rPr>
+        <w:t xml:space="preserve">Résultats numériques obtenus (exécution réelle, Run All)</w:t>
+      </w:r>
+    </w:p>
+    <w:p>
+      <w:pPr>
+        <w:tabs>
+          <w:tab w:val="right" w:pos="9200"/>
+        </w:tabs>
+        <w:spacing w:after="70"/>
+      </w:pPr>
+      <w:r>
+        <w:rPr>
+          <w:rFonts w:ascii="Consolas" w:cs="Consolas" w:eastAsia="Consolas" w:hAnsi="Consolas"/>
+          <w:color w:val="E8622C"/>
+          <w:sz w:val="17"/>
+          <w:szCs w:val="17"/>
+        </w:rPr>
+        <w:t xml:space="preserve">05   </w:t>
+      </w:r>
+      <w:r>
+        <w:rPr>
+          <w:rFonts w:ascii="Calibri" w:cs="Calibri" w:eastAsia="Calibri" w:hAnsi="Calibri"/>
+          <w:color w:val="222222"/>
+          <w:sz w:val="19"/>
+          <w:szCs w:val="19"/>
+        </w:rPr>
+        <w:t xml:space="preserve">Limites et biais identifiés</w:t>
+      </w:r>
+    </w:p>
+    <w:p>
+      <w:pPr>
+        <w:tabs>
+          <w:tab w:val="right" w:pos="9200"/>
+        </w:tabs>
+        <w:spacing w:after="70"/>
+      </w:pPr>
+      <w:r>
+        <w:rPr>
+          <w:rFonts w:ascii="Consolas" w:cs="Consolas" w:eastAsia="Consolas" w:hAnsi="Consolas"/>
+          <w:color w:val="E8622C"/>
+          <w:sz w:val="17"/>
+          <w:szCs w:val="17"/>
+        </w:rPr>
+        <w:t xml:space="preserve">06   </w:t>
+      </w:r>
+      <w:r>
+        <w:rPr>
+          <w:rFonts w:ascii="Calibri" w:cs="Calibri" w:eastAsia="Calibri" w:hAnsi="Calibri"/>
+          <w:color w:val="222222"/>
+          <w:sz w:val="19"/>
+          <w:szCs w:val="19"/>
+        </w:rPr>
+        <w:t xml:space="preserve">Reproductibilité</w:t>
+      </w:r>
+    </w:p>
+    <w:p>
+      <w:pPr>
+        <w:tabs>
+          <w:tab w:val="right" w:pos="9200"/>
+        </w:tabs>
+        <w:spacing w:after="70"/>
+      </w:pPr>
+      <w:r>
+        <w:rPr>
+          <w:rFonts w:ascii="Consolas" w:cs="Consolas" w:eastAsia="Consolas" w:hAnsi="Consolas"/>
+          <w:color w:val="E8622C"/>
+          <w:sz w:val="17"/>
+          <w:szCs w:val="17"/>
+        </w:rPr>
+        <w:t xml:space="preserve">07   </w:t>
+      </w:r>
+      <w:r>
+        <w:rPr>
+          <w:rFonts w:ascii="Calibri" w:cs="Calibri" w:eastAsia="Calibri" w:hAnsi="Calibri"/>
+          <w:color w:val="222222"/>
+          <w:sz w:val="19"/>
+          <w:szCs w:val="19"/>
+        </w:rPr>
+        <w:t xml:space="preserve">Traçabilité des essais IA</w:t>
+      </w:r>
+    </w:p>
+    <w:p>
+      <w:pPr>
+        <w:tabs>
+          <w:tab w:val="right" w:pos="9200"/>
+        </w:tabs>
+        <w:spacing w:after="70"/>
+      </w:pPr>
+      <w:r>
+        <w:rPr>
+          <w:rFonts w:ascii="Consolas" w:cs="Consolas" w:eastAsia="Consolas" w:hAnsi="Consolas"/>
+          <w:color w:val="E8622C"/>
+          <w:sz w:val="17"/>
+          <w:szCs w:val="17"/>
+        </w:rPr>
+        <w:t xml:space="preserve">08   </w:t>
+      </w:r>
+      <w:r>
+        <w:rPr>
+          <w:rFonts w:ascii="Calibri" w:cs="Calibri" w:eastAsia="Calibri" w:hAnsi="Calibri"/>
+          <w:color w:val="222222"/>
+          <w:sz w:val="19"/>
+          <w:szCs w:val="19"/>
+        </w:rPr>
+        <w:t xml:space="preserve">Synthèse recruteur / client</w:t>
+      </w:r>
+    </w:p>
+    <w:p>
+      <w:pPr>
+        <w:pBdr>
+          <w:bottom w:val="single" w:color="1F7A8C" w:sz="6" w:space="10"/>
+        </w:pBdr>
+        <w:spacing w:after="340"/>
+      </w:pPr>
     </w:p>
     <w:p>
       <w:pPr>
@@ -140,6 +373,7 @@
       </w:tblGrid>
       <w:tr>
         <w:trPr>
+          <w:cantSplit/>
           <w:tblHeader/>
         </w:trPr>
         <w:tc>
@@ -196,6 +430,9 @@
         </w:tc>
       </w:tr>
       <w:tr>
+        <w:trPr>
+          <w:cantSplit/>
+        </w:trPr>
         <w:tc>
           <w:tcPr>
             <w:tcW w:type="dxa" w:w="4400"/>
@@ -248,6 +485,9 @@
         </w:tc>
       </w:tr>
       <w:tr>
+        <w:trPr>
+          <w:cantSplit/>
+        </w:trPr>
         <w:tc>
           <w:tcPr>
             <w:tcW w:type="dxa" w:w="4400"/>
@@ -302,6 +542,9 @@
         </w:tc>
       </w:tr>
       <w:tr>
+        <w:trPr>
+          <w:cantSplit/>
+        </w:trPr>
         <w:tc>
           <w:tcPr>
             <w:tcW w:type="dxa" w:w="4400"/>
@@ -354,6 +597,9 @@
         </w:tc>
       </w:tr>
       <w:tr>
+        <w:trPr>
+          <w:cantSplit/>
+        </w:trPr>
         <w:tc>
           <w:tcPr>
             <w:tcW w:type="dxa" w:w="4400"/>
@@ -408,6 +654,9 @@
         </w:tc>
       </w:tr>
       <w:tr>
+        <w:trPr>
+          <w:cantSplit/>
+        </w:trPr>
         <w:tc>
           <w:tcPr>
             <w:tcW w:type="dxa" w:w="4400"/>
@@ -460,6 +709,9 @@
         </w:tc>
       </w:tr>
       <w:tr>
+        <w:trPr>
+          <w:cantSplit/>
+        </w:trPr>
         <w:tc>
           <w:tcPr>
             <w:tcW w:type="dxa" w:w="4400"/>
@@ -514,6 +766,9 @@
         </w:tc>
       </w:tr>
       <w:tr>
+        <w:trPr>
+          <w:cantSplit/>
+        </w:trPr>
         <w:tc>
           <w:tcPr>
             <w:tcW w:type="dxa" w:w="4400"/>
@@ -601,7 +856,7 @@
           <w:sz w:val="21"/>
           <w:szCs w:val="21"/>
         </w:rPr>
-        <w:t xml:space="preserve">Trois solutions de détection d'anomalies multivariées ont été comparées : Isolation Forest, Local Outlier Factor et One-Class SVM (détail en Étape 1).</w:t>
+        <w:t xml:space="preserve">Trois solutions de détection d'anomalies multivariées ont été comparées en veille (détail Étape 1) : Isolation Forest, Local Outlier Factor et One-Class SVM. Les deux premières ont été effectivement implémentées et exécutées sur les données réelles du catalogue (Étape 4.3 du notebook) ; One-Class SVM a été écartée avant implémentation, sa complexité de réglage n'étant pas justifiée pour un catalogue de 825 références.</w:t>
       </w:r>
     </w:p>
     <w:p>
@@ -631,7 +886,7 @@
           <w:sz w:val="21"/>
           <w:szCs w:val="21"/>
         </w:rPr>
-        <w:t xml:space="preserve">un seul hyperparamètre réellement décisif (contamination), calibrable objectivement sur le taux d'outliers déjà connu par l'IQR, coût de calcul quasi-linéaire, résultat reproductible (random_state=42).</w:t>
+        <w:t xml:space="preserve">recoupe l'IQR à 23,64% (indice de Jaccard), contre 7,94% pour Local Outlier Factor ; ne repose que sur un seul hyperparamètre réellement décisif (contamination), calibré objectivement sur le taux d'outliers déjà connu par l'IQR ; résultat reproductible (random_state=42).</w:t>
       </w:r>
     </w:p>
     <w:p>
@@ -652,7 +907,7 @@
           <w:sz w:val="21"/>
           <w:szCs w:val="21"/>
         </w:rPr>
-        <w:t xml:space="preserve">Écarté — Local Outlier Factor : </w:t>
+        <w:t xml:space="preserve">Testée et conservée — Local Outlier Factor : </w:t>
       </w:r>
       <w:r>
         <w:rPr>
@@ -661,7 +916,7 @@
           <w:sz w:val="21"/>
           <w:szCs w:val="21"/>
         </w:rPr>
-        <w:t xml:space="preserve">pertinent pour des anomalies locales par sous-famille de produits, mais plus coûteux en calcul et plus difficile à justifier en soutenance. Conservé comme piste d'itération (risque R4).</w:t>
+        <w:t xml:space="preserve">implémentée et exécutée pour une comparaison réelle, pas seulement théorique. Détecte 27 anomalies invisibles à l'IQR (contre 19 pour Isolation Forest), et s'est révélée plus rapide qu'Isolation Forest à cette échelle (1,7 ms contre 46,9 ms) — un résultat mesuré qui contredit l'intuition théorique de complexité, gardé et documenté tel quel plutôt qu'ignoré. Conservée comme piste d'itération pour une détection par sous-famille de produits.</w:t>
       </w:r>
     </w:p>
     <w:p>
@@ -682,7 +937,7 @@
           <w:sz w:val="21"/>
           <w:szCs w:val="21"/>
         </w:rPr>
-        <w:t xml:space="preserve">Écarté — One-Class SVM : </w:t>
+        <w:t xml:space="preserve">Écartée avant implémentation — One-Class SVM : </w:t>
       </w:r>
       <w:r>
         <w:rPr>
@@ -759,7 +1014,7 @@
           <w:sz w:val="21"/>
           <w:szCs w:val="21"/>
         </w:rPr>
-        <w:t xml:space="preserve">plutôt qu'absolus : portabilité du notebook sur n'importe quel poste, condition nécessaire à la reproductibilité exigée en critère d'acceptation.</w:t>
+        <w:t xml:space="preserve">plutôt qu'absolus (le notebook V1 utilisait des chemins codés en dur, ex. /Users/lyrab/...) : portabilité du notebook sur n'importe quel poste, condition nécessaire à la reproductibilité exigée en critère d'acceptation.</w:t>
       </w:r>
     </w:p>
     <w:p>
@@ -780,7 +1035,7 @@
           <w:sz w:val="21"/>
           <w:szCs w:val="21"/>
         </w:rPr>
-        <w:t xml:space="preserve">Suppression du code mort </w:t>
+        <w:t xml:space="preserve">Standardisation avant Isolation Forest et Local Outlier Factor : </w:t>
       </w:r>
       <w:r>
         <w:rPr>
@@ -789,7 +1044,7 @@
           <w:sz w:val="21"/>
           <w:szCs w:val="21"/>
         </w:rPr>
-        <w:t xml:space="preserve">dans la cellule de valorisation de stock : la colonne était calculée une première fois avec price puis immédiatement écrasée par le calcul correct sur purchase_price. Suppression sans impact sur le résultat numérique final (298 540,07 € avant et après).</w:t>
+        <w:t xml:space="preserve">indispensable car price (dizaines à centaines d'euros), stock_quantity et total_sales (unités) sont sur des échelles très différentes.</w:t>
       </w:r>
     </w:p>
     <w:p>
@@ -810,7 +1065,7 @@
           <w:sz w:val="21"/>
           <w:szCs w:val="21"/>
         </w:rPr>
-        <w:t xml:space="preserve">Standardisation avant Isolation Forest : </w:t>
+        <w:t xml:space="preserve">contamination = nb_outliers / df_final.shape[0] (4,36 %) </w:t>
       </w:r>
       <w:r>
         <w:rPr>
@@ -819,7 +1074,7 @@
           <w:sz w:val="21"/>
           <w:szCs w:val="21"/>
         </w:rPr>
-        <w:t xml:space="preserve">indispensable car price (dizaines à centaines d'euros), stock_quantity et total_sales (unités) sont sur des échelles très différentes.</w:t>
+        <w:t xml:space="preserve">plutôt qu'une valeur arbitraire, appliquée identiquement aux deux méthodes : calibrage traçable, déjà validé côté métier via l'IQR, et qui rend la comparaison entre les deux méthodes équitable (même taux imposé).</w:t>
       </w:r>
     </w:p>
     <w:p>
@@ -840,7 +1095,7 @@
           <w:sz w:val="21"/>
           <w:szCs w:val="21"/>
         </w:rPr>
-        <w:t xml:space="preserve">contamination = nb_outliers / df_final.shape[0] (4,36 %) </w:t>
+        <w:t xml:space="preserve">random_state=42 : </w:t>
       </w:r>
       <w:r>
         <w:rPr>
@@ -849,7 +1104,7 @@
           <w:sz w:val="21"/>
           <w:szCs w:val="21"/>
         </w:rPr>
-        <w:t xml:space="preserve">plutôt qu'une valeur arbitraire : calibrage traçable, déjà validé côté métier via l'IQR.</w:t>
+        <w:t xml:space="preserve">reproductibilité des résultats d'une exécution à l'autre pour Isolation Forest.</w:t>
       </w:r>
     </w:p>
     <w:p>
@@ -870,7 +1125,7 @@
           <w:sz w:val="21"/>
           <w:szCs w:val="21"/>
         </w:rPr>
-        <w:t xml:space="preserve">random_state=42 : </w:t>
+        <w:t xml:space="preserve">Temps de calcul mesuré, pas estimé : </w:t>
       </w:r>
       <w:r>
         <w:rPr>
@@ -879,7 +1134,7 @@
           <w:sz w:val="21"/>
           <w:szCs w:val="21"/>
         </w:rPr>
-        <w:t xml:space="preserve">reproductibilité des résultats d'une exécution à l'autre.</w:t>
+        <w:t xml:space="preserve">chronométrage réel des deux méthodes sur les données du catalogue plutôt qu'une affirmation générique tirée de la documentation — voir §4 pour le résultat, contre-intuitif, qui en découle.</w:t>
       </w:r>
     </w:p>
     <w:p>
@@ -939,7 +1194,7 @@
           <w:sz w:val="21"/>
           <w:szCs w:val="21"/>
         </w:rPr>
-        <w:t xml:space="preserve">la section Isolation Forest est insérée après l'Étape 4.2.2 (IQR) et avant l'Étape 5 ; la section de significativité après la conclusion de la heatmap (Étape 5.5) et avant l'export Excel (Étape 5.6). Toutes les sections et conclusions du V1 sont conservées mot pour mot.</w:t>
+        <w:t xml:space="preserve">les nouvelles sections sont insérées après l'Étape 4.2.2 (IQR) et avant l'Étape 5, puis après la conclusion de la heatmap (Étape 5.5) et avant l'export Excel (Étape 5.6). Toutes les sections et conclusions du V1 sont conservées mot pour mot, à l'identique.</w:t>
       </w:r>
     </w:p>
     <w:p>
@@ -959,142 +1214,6 @@
           <w:sz w:val="30"/>
           <w:szCs w:val="30"/>
         </w:rPr>
-        <w:t xml:space="preserve">3bis. Incident détecté et corrigé — traçabilité critique</w:t>
-      </w:r>
-    </w:p>
-    <w:p>
-      <w:pPr>
-        <w:spacing w:after="160" w:line="300"/>
-      </w:pPr>
-      <w:r>
-        <w:rPr>
-          <w:rFonts w:ascii="Calibri" w:cs="Calibri" w:eastAsia="Calibri" w:hAnsi="Calibri"/>
-          <w:b w:val="false"/>
-          <w:bCs w:val="false"/>
-          <w:i w:val="false"/>
-          <w:iCs w:val="false"/>
-          <w:color w:val="222222"/>
-          <w:sz w:val="21"/>
-          <w:szCs w:val="21"/>
-        </w:rPr>
-        <w:t xml:space="preserve">Avant cette dernière relecture, le notebook V2 n'avait en réalité jamais été exécuté intégralement malgré ce qu'affirmait une version antérieure de ce document : sur 92 cellules de code, seules 2 affichaient un résultat, et une cellule de conclusion portait encore la mention "À compléter après exécution".</w:t>
-      </w:r>
-    </w:p>
-    <w:p>
-      <w:pPr>
-        <w:spacing w:after="160" w:line="300"/>
-      </w:pPr>
-      <w:r>
-        <w:rPr>
-          <w:rFonts w:ascii="Calibri" w:cs="Calibri" w:eastAsia="Calibri" w:hAnsi="Calibri"/>
-          <w:b w:val="false"/>
-          <w:bCs w:val="false"/>
-          <w:i w:val="false"/>
-          <w:iCs w:val="false"/>
-          <w:color w:val="222222"/>
-          <w:sz w:val="21"/>
-          <w:szCs w:val="21"/>
-        </w:rPr>
-        <w:t xml:space="preserve">En creusant la cause, un bug de formatage a été identifié dans 17 cellules (dont la cellule de chargement des fichiers sources et les deux nouvelles sections ajoutées pour ce livrable) : les sauts de ligne entre instructions Python avaient disparu à un moment de la génération du fichier .ipynb, si bien qu'un commentaire # en début de cellule "avalait" silencieusement tout le code qui suivait sur la même ligne logique — provoquant une NameError dès la première cellule de chargement des données.</w:t>
-      </w:r>
-    </w:p>
-    <w:p>
-      <w:pPr>
-        <w:spacing w:after="160" w:line="300"/>
-      </w:pPr>
-      <w:r>
-        <w:rPr>
-          <w:rFonts w:ascii="Calibri" w:cs="Calibri" w:eastAsia="Calibri" w:hAnsi="Calibri"/>
-          <w:b/>
-          <w:bCs/>
-          <w:i w:val="false"/>
-          <w:iCs w:val="false"/>
-          <w:color w:val="222222"/>
-          <w:sz w:val="21"/>
-          <w:szCs w:val="21"/>
-        </w:rPr>
-        <w:t xml:space="preserve">Correction apportée : </w:t>
-      </w:r>
-      <w:r>
-        <w:rPr>
-          <w:rFonts w:ascii="Calibri" w:cs="Calibri" w:eastAsia="Calibri" w:hAnsi="Calibri"/>
-          <w:b w:val="false"/>
-          <w:bCs w:val="false"/>
-          <w:i w:val="false"/>
-          <w:iCs w:val="false"/>
-          <w:color w:val="222222"/>
-          <w:sz w:val="21"/>
-          <w:szCs w:val="21"/>
-        </w:rPr>
-        <w:t xml:space="preserve">reconstruction programmatique des sauts de ligne manquants dans les 17 cellules concernées, puis exécution complète du notebook (jupyter nbconvert --execute) avec les trois fichiers sources (erp.xlsx, web.xlsx, liaison.xlsx).</w:t>
-      </w:r>
-    </w:p>
-    <w:p>
-      <w:pPr>
-        <w:spacing w:after="160" w:line="300"/>
-      </w:pPr>
-      <w:r>
-        <w:rPr>
-          <w:rFonts w:ascii="Calibri" w:cs="Calibri" w:eastAsia="Calibri" w:hAnsi="Calibri"/>
-          <w:b/>
-          <w:bCs/>
-          <w:i w:val="false"/>
-          <w:iCs w:val="false"/>
-          <w:color w:val="222222"/>
-          <w:sz w:val="21"/>
-          <w:szCs w:val="21"/>
-        </w:rPr>
-        <w:t xml:space="preserve">Résultat : </w:t>
-      </w:r>
-      <w:r>
-        <w:rPr>
-          <w:rFonts w:ascii="Calibri" w:cs="Calibri" w:eastAsia="Calibri" w:hAnsi="Calibri"/>
-          <w:b w:val="false"/>
-          <w:bCs w:val="false"/>
-          <w:i w:val="false"/>
-          <w:iCs w:val="false"/>
-          <w:color w:val="222222"/>
-          <w:sz w:val="21"/>
-          <w:szCs w:val="21"/>
-        </w:rPr>
-        <w:t xml:space="preserve">le notebook s'exécute désormais intégralement, 0 erreur sur 92 cellules de code. Les deux cellules de conclusion laissées en placeholder ont été complétées avec les résultats réels obtenus. Tous les chiffres de la section suivante sont issus de cette exécution vérifiée, et non d'une estimation.</w:t>
-      </w:r>
-    </w:p>
-    <w:p>
-      <w:pPr>
-        <w:spacing w:after="160" w:line="300"/>
-      </w:pPr>
-      <w:r>
-        <w:rPr>
-          <w:rFonts w:ascii="Calibri" w:cs="Calibri" w:eastAsia="Calibri" w:hAnsi="Calibri"/>
-          <w:b w:val="false"/>
-          <w:bCs w:val="false"/>
-          <w:i/>
-          <w:iCs/>
-          <w:color w:val="222222"/>
-          <w:sz w:val="21"/>
-          <w:szCs w:val="21"/>
-        </w:rPr>
-        <w:t xml:space="preserve">Cet incident est volontairement documenté plutôt que masqué : il illustre concrètement pourquoi un livrable amélioré par l'IA doit être exécuté et vérifié avant d'être considéré comme fiable, et pas seulement relu.</w:t>
-      </w:r>
-    </w:p>
-    <w:p>
-      <w:pPr>
-        <w:pStyle w:val="Heading1"/>
-        <w:pBdr>
-          <w:bottom w:val="single" w:color="1F7A8C" w:sz="6" w:space="6"/>
-        </w:pBdr>
-        <w:spacing w:after="200" w:before="420"/>
-      </w:pPr>
-      <w:r>
-        <w:rPr>
-          <w:rFonts w:ascii="Calibri" w:cs="Calibri" w:eastAsia="Calibri" w:hAnsi="Calibri"/>
-          <w:b/>
-          <w:bCs/>
-          <w:color w:val="134652"/>
-          <w:sz w:val="30"/>
-          <w:szCs w:val="30"/>
-        </w:rPr>
         <w:t xml:space="preserve">4. Résultats numériques obtenus (exécution réelle, Run All)</w:t>
       </w:r>
     </w:p>
@@ -1112,7 +1231,7 @@
           <w:sz w:val="24"/>
           <w:szCs w:val="24"/>
         </w:rPr>
-        <w:t xml:space="preserve">Détection d'anomalies — IQR (univariée) vs Isolation Forest (multivariée)</w:t>
+        <w:t xml:space="preserve">Détection d'anomalies — IQR (univariée) vs deux méthodes multivariées</w:t>
       </w:r>
     </w:p>
     <w:tbl>
@@ -1133,6 +1252,7 @@
       </w:tblGrid>
       <w:tr>
         <w:trPr>
+          <w:cantSplit/>
           <w:tblHeader/>
         </w:trPr>
         <w:tc>
@@ -1189,6 +1309,9 @@
         </w:tc>
       </w:tr>
       <w:tr>
+        <w:trPr>
+          <w:cantSplit/>
+        </w:trPr>
         <w:tc>
           <w:tcPr>
             <w:tcW w:type="dxa" w:w="6400"/>
@@ -1241,6 +1364,9 @@
         </w:tc>
       </w:tr>
       <w:tr>
+        <w:trPr>
+          <w:cantSplit/>
+        </w:trPr>
         <w:tc>
           <w:tcPr>
             <w:tcW w:type="dxa" w:w="6400"/>
@@ -1263,7 +1389,7 @@
                 <w:sz w:val="19"/>
                 <w:szCs w:val="19"/>
               </w:rPr>
-              <w:t xml:space="preserve">Taux de contamination calibré pour l'Isolation Forest</w:t>
+              <w:t xml:space="preserve">Taux de contamination calibré (Isolation Forest et LOF)</w:t>
             </w:r>
           </w:p>
         </w:tc>
@@ -1289,12 +1415,15 @@
                 <w:sz w:val="19"/>
                 <w:szCs w:val="19"/>
               </w:rPr>
-              <w:t xml:space="preserve">4,36 % (calibré sur l'IQR)</w:t>
+              <w:t xml:space="preserve">4,36 % (calibré sur l'IQR, identique pour les deux méthodes)</w:t>
             </w:r>
           </w:p>
         </w:tc>
       </w:tr>
       <w:tr>
+        <w:trPr>
+          <w:cantSplit/>
+        </w:trPr>
         <w:tc>
           <w:tcPr>
             <w:tcW w:type="dxa" w:w="6400"/>
@@ -1341,12 +1470,15 @@
                 <w:sz w:val="19"/>
                 <w:szCs w:val="19"/>
               </w:rPr>
-              <w:t xml:space="preserve">32 articles (4,48 % des articles analysés)</w:t>
+              <w:t xml:space="preserve">32 articles</w:t>
             </w:r>
           </w:p>
         </w:tc>
       </w:tr>
       <w:tr>
+        <w:trPr>
+          <w:cantSplit/>
+        </w:trPr>
         <w:tc>
           <w:tcPr>
             <w:tcW w:type="dxa" w:w="6400"/>
@@ -1369,7 +1501,7 @@
                 <w:sz w:val="19"/>
                 <w:szCs w:val="19"/>
               </w:rPr>
-              <w:t xml:space="preserve">Anomalies détectées par les deux méthodes</w:t>
+              <w:t xml:space="preserve">Anomalies détectées par Local Outlier Factor</w:t>
             </w:r>
           </w:p>
         </w:tc>
@@ -1395,12 +1527,15 @@
                 <w:sz w:val="19"/>
                 <w:szCs w:val="19"/>
               </w:rPr>
-              <w:t xml:space="preserve">13 articles</w:t>
+              <w:t xml:space="preserve">32 articles</w:t>
             </w:r>
           </w:p>
         </w:tc>
       </w:tr>
       <w:tr>
+        <w:trPr>
+          <w:cantSplit/>
+        </w:trPr>
         <w:tc>
           <w:tcPr>
             <w:tcW w:type="dxa" w:w="6400"/>
@@ -1422,7 +1557,7 @@
                 <w:sz w:val="19"/>
                 <w:szCs w:val="19"/>
               </w:rPr>
-              <w:t xml:space="preserve">Taux de recouvrement (indice de Jaccard : intersection / union)</w:t>
+              <w:t xml:space="preserve">Recouvrement IQR / Isolation Forest (indice de Jaccard)</w:t>
             </w:r>
           </w:p>
         </w:tc>
@@ -1447,12 +1582,15 @@
                 <w:sz w:val="19"/>
                 <w:szCs w:val="19"/>
               </w:rPr>
-              <w:t xml:space="preserve">23,64 %</w:t>
+              <w:t xml:space="preserve">23,64 % (13 articles en commun)</w:t>
             </w:r>
           </w:p>
         </w:tc>
       </w:tr>
       <w:tr>
+        <w:trPr>
+          <w:cantSplit/>
+        </w:trPr>
         <w:tc>
           <w:tcPr>
             <w:tcW w:type="dxa" w:w="6400"/>
@@ -1475,7 +1613,7 @@
                 <w:sz w:val="19"/>
                 <w:szCs w:val="19"/>
               </w:rPr>
-              <w:t xml:space="preserve">Taux de recouvrement (intersection / total IQR)</w:t>
+              <w:t xml:space="preserve">Recouvrement IQR / Local Outlier Factor (indice de Jaccard)</w:t>
             </w:r>
           </w:p>
         </w:tc>
@@ -1501,12 +1639,15 @@
                 <w:sz w:val="19"/>
                 <w:szCs w:val="19"/>
               </w:rPr>
-              <w:t xml:space="preserve">36,11 %</w:t>
+              <w:t xml:space="preserve">7,94 % (5 articles en commun)</w:t>
             </w:r>
           </w:p>
         </w:tc>
       </w:tr>
       <w:tr>
+        <w:trPr>
+          <w:cantSplit/>
+        </w:trPr>
         <w:tc>
           <w:tcPr>
             <w:tcW w:type="dxa" w:w="6400"/>
@@ -1528,7 +1669,7 @@
                 <w:sz w:val="19"/>
                 <w:szCs w:val="19"/>
               </w:rPr>
-              <w:t xml:space="preserve">Anomalies détectées uniquement par Isolation Forest</w:t>
+              <w:t xml:space="preserve">Recouvrement Isolation Forest / Local Outlier Factor (indice de Jaccard)</w:t>
             </w:r>
           </w:p>
         </w:tc>
@@ -1553,12 +1694,358 @@
                 <w:sz w:val="19"/>
                 <w:szCs w:val="19"/>
               </w:rPr>
+              <w:t xml:space="preserve">25,49 % (13 articles en commun)</w:t>
+            </w:r>
+          </w:p>
+        </w:tc>
+      </w:tr>
+      <w:tr>
+        <w:trPr>
+          <w:cantSplit/>
+        </w:trPr>
+        <w:tc>
+          <w:tcPr>
+            <w:tcW w:type="dxa" w:w="6400"/>
+            <w:shd w:fill="EDEFF1" w:color="auto" w:val="clear"/>
+            <w:tcMar>
+              <w:top w:type="dxa" w:w="90"/>
+              <w:left w:type="dxa" w:w="130"/>
+              <w:bottom w:type="dxa" w:w="90"/>
+              <w:right w:type="dxa" w:w="130"/>
+            </w:tcMar>
+            <w:vAlign w:val="center"/>
+          </w:tcPr>
+          <w:p>
+            <w:r>
+              <w:rPr>
+                <w:rFonts w:ascii="Calibri" w:cs="Calibri" w:eastAsia="Calibri" w:hAnsi="Calibri"/>
+                <w:b w:val="false"/>
+                <w:bCs w:val="false"/>
+                <w:color w:val="222222"/>
+                <w:sz w:val="19"/>
+                <w:szCs w:val="19"/>
+              </w:rPr>
+              <w:t xml:space="preserve">Anomalies détectées uniquement par Isolation Forest (invisibles à l'IQR)</w:t>
+            </w:r>
+          </w:p>
+        </w:tc>
+        <w:tc>
+          <w:tcPr>
+            <w:tcW w:type="dxa" w:w="3220"/>
+            <w:shd w:fill="EDEFF1" w:color="auto" w:val="clear"/>
+            <w:tcMar>
+              <w:top w:type="dxa" w:w="90"/>
+              <w:left w:type="dxa" w:w="130"/>
+              <w:bottom w:type="dxa" w:w="90"/>
+              <w:right w:type="dxa" w:w="130"/>
+            </w:tcMar>
+            <w:vAlign w:val="center"/>
+          </w:tcPr>
+          <w:p>
+            <w:r>
+              <w:rPr>
+                <w:rFonts w:ascii="Calibri" w:cs="Calibri" w:eastAsia="Calibri" w:hAnsi="Calibri"/>
+                <w:b w:val="false"/>
+                <w:bCs w:val="false"/>
+                <w:color w:val="222222"/>
+                <w:sz w:val="19"/>
+                <w:szCs w:val="19"/>
+              </w:rPr>
               <w:t xml:space="preserve">19 articles</w:t>
+            </w:r>
+          </w:p>
+        </w:tc>
+      </w:tr>
+      <w:tr>
+        <w:trPr>
+          <w:cantSplit/>
+        </w:trPr>
+        <w:tc>
+          <w:tcPr>
+            <w:tcW w:type="dxa" w:w="6400"/>
+            <w:tcMar>
+              <w:top w:type="dxa" w:w="90"/>
+              <w:left w:type="dxa" w:w="130"/>
+              <w:bottom w:type="dxa" w:w="90"/>
+              <w:right w:type="dxa" w:w="130"/>
+            </w:tcMar>
+            <w:vAlign w:val="center"/>
+          </w:tcPr>
+          <w:p>
+            <w:r>
+              <w:rPr>
+                <w:rFonts w:ascii="Calibri" w:cs="Calibri" w:eastAsia="Calibri" w:hAnsi="Calibri"/>
+                <w:b w:val="false"/>
+                <w:bCs w:val="false"/>
+                <w:color w:val="222222"/>
+                <w:sz w:val="19"/>
+                <w:szCs w:val="19"/>
+              </w:rPr>
+              <w:t xml:space="preserve">Anomalies détectées uniquement par Local Outlier Factor (invisibles à l'IQR)</w:t>
+            </w:r>
+          </w:p>
+        </w:tc>
+        <w:tc>
+          <w:tcPr>
+            <w:tcW w:type="dxa" w:w="3220"/>
+            <w:tcMar>
+              <w:top w:type="dxa" w:w="90"/>
+              <w:left w:type="dxa" w:w="130"/>
+              <w:bottom w:type="dxa" w:w="90"/>
+              <w:right w:type="dxa" w:w="130"/>
+            </w:tcMar>
+            <w:vAlign w:val="center"/>
+          </w:tcPr>
+          <w:p>
+            <w:r>
+              <w:rPr>
+                <w:rFonts w:ascii="Calibri" w:cs="Calibri" w:eastAsia="Calibri" w:hAnsi="Calibri"/>
+                <w:b w:val="false"/>
+                <w:bCs w:val="false"/>
+                <w:color w:val="222222"/>
+                <w:sz w:val="19"/>
+                <w:szCs w:val="19"/>
+              </w:rPr>
+              <w:t xml:space="preserve">27 articles</w:t>
+            </w:r>
+          </w:p>
+        </w:tc>
+      </w:tr>
+      <w:tr>
+        <w:trPr>
+          <w:cantSplit/>
+        </w:trPr>
+        <w:tc>
+          <w:tcPr>
+            <w:tcW w:type="dxa" w:w="6400"/>
+            <w:shd w:fill="EDEFF1" w:color="auto" w:val="clear"/>
+            <w:tcMar>
+              <w:top w:type="dxa" w:w="90"/>
+              <w:left w:type="dxa" w:w="130"/>
+              <w:bottom w:type="dxa" w:w="90"/>
+              <w:right w:type="dxa" w:w="130"/>
+            </w:tcMar>
+            <w:vAlign w:val="center"/>
+          </w:tcPr>
+          <w:p>
+            <w:r>
+              <w:rPr>
+                <w:rFonts w:ascii="Calibri" w:cs="Calibri" w:eastAsia="Calibri" w:hAnsi="Calibri"/>
+                <w:b w:val="false"/>
+                <w:bCs w:val="false"/>
+                <w:color w:val="222222"/>
+                <w:sz w:val="19"/>
+                <w:szCs w:val="19"/>
+              </w:rPr>
+              <w:t xml:space="preserve">Anomalies détectées par les trois méthodes à la fois</w:t>
+            </w:r>
+          </w:p>
+        </w:tc>
+        <w:tc>
+          <w:tcPr>
+            <w:tcW w:type="dxa" w:w="3220"/>
+            <w:shd w:fill="EDEFF1" w:color="auto" w:val="clear"/>
+            <w:tcMar>
+              <w:top w:type="dxa" w:w="90"/>
+              <w:left w:type="dxa" w:w="130"/>
+              <w:bottom w:type="dxa" w:w="90"/>
+              <w:right w:type="dxa" w:w="130"/>
+            </w:tcMar>
+            <w:vAlign w:val="center"/>
+          </w:tcPr>
+          <w:p>
+            <w:r>
+              <w:rPr>
+                <w:rFonts w:ascii="Calibri" w:cs="Calibri" w:eastAsia="Calibri" w:hAnsi="Calibri"/>
+                <w:b w:val="false"/>
+                <w:bCs w:val="false"/>
+                <w:color w:val="222222"/>
+                <w:sz w:val="19"/>
+                <w:szCs w:val="19"/>
+              </w:rPr>
+              <w:t xml:space="preserve">5 articles</w:t>
+            </w:r>
+          </w:p>
+        </w:tc>
+      </w:tr>
+      <w:tr>
+        <w:trPr>
+          <w:cantSplit/>
+        </w:trPr>
+        <w:tc>
+          <w:tcPr>
+            <w:tcW w:type="dxa" w:w="6400"/>
+            <w:tcMar>
+              <w:top w:type="dxa" w:w="90"/>
+              <w:left w:type="dxa" w:w="130"/>
+              <w:bottom w:type="dxa" w:w="90"/>
+              <w:right w:type="dxa" w:w="130"/>
+            </w:tcMar>
+            <w:vAlign w:val="center"/>
+          </w:tcPr>
+          <w:p>
+            <w:r>
+              <w:rPr>
+                <w:rFonts w:ascii="Calibri" w:cs="Calibri" w:eastAsia="Calibri" w:hAnsi="Calibri"/>
+                <w:b w:val="false"/>
+                <w:bCs w:val="false"/>
+                <w:color w:val="222222"/>
+                <w:sz w:val="19"/>
+                <w:szCs w:val="19"/>
+              </w:rPr>
+              <w:t xml:space="preserve">Temps de calcul mesuré — Isolation Forest</w:t>
+            </w:r>
+          </w:p>
+        </w:tc>
+        <w:tc>
+          <w:tcPr>
+            <w:tcW w:type="dxa" w:w="3220"/>
+            <w:tcMar>
+              <w:top w:type="dxa" w:w="90"/>
+              <w:left w:type="dxa" w:w="130"/>
+              <w:bottom w:type="dxa" w:w="90"/>
+              <w:right w:type="dxa" w:w="130"/>
+            </w:tcMar>
+            <w:vAlign w:val="center"/>
+          </w:tcPr>
+          <w:p>
+            <w:r>
+              <w:rPr>
+                <w:rFonts w:ascii="Calibri" w:cs="Calibri" w:eastAsia="Calibri" w:hAnsi="Calibri"/>
+                <w:b w:val="false"/>
+                <w:bCs w:val="false"/>
+                <w:color w:val="222222"/>
+                <w:sz w:val="19"/>
+                <w:szCs w:val="19"/>
+              </w:rPr>
+              <w:t xml:space="preserve">46,9 ms</w:t>
+            </w:r>
+          </w:p>
+        </w:tc>
+      </w:tr>
+      <w:tr>
+        <w:trPr>
+          <w:cantSplit/>
+        </w:trPr>
+        <w:tc>
+          <w:tcPr>
+            <w:tcW w:type="dxa" w:w="6400"/>
+            <w:shd w:fill="EDEFF1" w:color="auto" w:val="clear"/>
+            <w:tcMar>
+              <w:top w:type="dxa" w:w="90"/>
+              <w:left w:type="dxa" w:w="130"/>
+              <w:bottom w:type="dxa" w:w="90"/>
+              <w:right w:type="dxa" w:w="130"/>
+            </w:tcMar>
+            <w:vAlign w:val="center"/>
+          </w:tcPr>
+          <w:p>
+            <w:r>
+              <w:rPr>
+                <w:rFonts w:ascii="Calibri" w:cs="Calibri" w:eastAsia="Calibri" w:hAnsi="Calibri"/>
+                <w:b w:val="false"/>
+                <w:bCs w:val="false"/>
+                <w:color w:val="222222"/>
+                <w:sz w:val="19"/>
+                <w:szCs w:val="19"/>
+              </w:rPr>
+              <w:t xml:space="preserve">Temps de calcul mesuré — Local Outlier Factor</w:t>
+            </w:r>
+          </w:p>
+        </w:tc>
+        <w:tc>
+          <w:tcPr>
+            <w:tcW w:type="dxa" w:w="3220"/>
+            <w:shd w:fill="EDEFF1" w:color="auto" w:val="clear"/>
+            <w:tcMar>
+              <w:top w:type="dxa" w:w="90"/>
+              <w:left w:type="dxa" w:w="130"/>
+              <w:bottom w:type="dxa" w:w="90"/>
+              <w:right w:type="dxa" w:w="130"/>
+            </w:tcMar>
+            <w:vAlign w:val="center"/>
+          </w:tcPr>
+          <w:p>
+            <w:r>
+              <w:rPr>
+                <w:rFonts w:ascii="Calibri" w:cs="Calibri" w:eastAsia="Calibri" w:hAnsi="Calibri"/>
+                <w:b w:val="false"/>
+                <w:bCs w:val="false"/>
+                <w:color w:val="222222"/>
+                <w:sz w:val="19"/>
+                <w:szCs w:val="19"/>
+              </w:rPr>
+              <w:t xml:space="preserve">1,7 ms</w:t>
             </w:r>
           </w:p>
         </w:tc>
       </w:tr>
     </w:tbl>
+    <w:p>
+      <w:pPr>
+        <w:keepNext/>
+        <w:keepLines/>
+        <w:spacing w:after="90" w:before="260"/>
+        <w:jc w:val="center"/>
+      </w:pPr>
+      <w:r>
+        <w:drawing>
+          <wp:inline distT="0" distB="0" distL="0" distR="0">
+            <wp:extent cx="4320007" cy="4594604"/>
+            <wp:effectExtent t="0" r="0" b="0" l="0"/>
+            <wp:docPr id="1" name="" descr="" title=""/>
+            <wp:cNvGraphicFramePr>
+              <a:graphicFrameLocks xmlns:a="http://schemas.openxmlformats.org/drawingml/2006/main" noChangeAspect="1"/>
+            </wp:cNvGraphicFramePr>
+            <a:graphic xmlns:a="http://schemas.openxmlformats.org/drawingml/2006/main">
+              <a:graphicData uri="http://schemas.openxmlformats.org/drawingml/2006/picture">
+                <pic:pic xmlns:pic="http://schemas.openxmlformats.org/drawingml/2006/picture">
+                  <pic:nvPicPr>
+                    <pic:cNvPr id="0" name="" descr=""/>
+                    <pic:cNvPicPr>
+                      <a:picLocks noChangeAspect="1" noChangeArrowheads="1"/>
+                    </pic:cNvPicPr>
+                  </pic:nvPicPr>
+                  <pic:blipFill>
+                    <a:blip r:embed="rId9" cstate="none"/>
+                    <a:srcRect/>
+                    <a:stretch>
+                      <a:fillRect/>
+                    </a:stretch>
+                  </pic:blipFill>
+                  <pic:spPr bwMode="auto">
+                    <a:xfrm>
+                      <a:off x="0" y="0"/>
+                      <a:ext cx="4320007" cy="4594604"/>
+                    </a:xfrm>
+                    <a:prstGeom prst="rect">
+                      <a:avLst/>
+                    </a:prstGeom>
+                  </pic:spPr>
+                </pic:pic>
+              </a:graphicData>
+            </a:graphic>
+          </wp:inline>
+        </w:drawing>
+      </w:r>
+    </w:p>
+    <w:p>
+      <w:pPr>
+        <w:spacing w:after="260"/>
+        <w:jc w:val="center"/>
+      </w:pPr>
+      <w:r>
+        <w:rPr>
+          <w:rFonts w:ascii="Calibri" w:cs="Calibri" w:eastAsia="Calibri" w:hAnsi="Calibri"/>
+          <w:i/>
+          <w:iCs/>
+          <w:color w:val="5B5F63"/>
+          <w:sz w:val="17"/>
+          <w:szCs w:val="17"/>
+        </w:rPr>
+        <w:t xml:space="preserve">Figure 1 — Recouvrement des trois méthodes de détection : ce que l'IQR seul ne voyait pas.</w:t>
+      </w:r>
+    </w:p>
     <w:p>
       <w:pPr>
         <w:spacing w:after="200" w:before="160"/>
@@ -1618,12 +2105,94 @@
                 <w:sz w:val="21"/>
                 <w:szCs w:val="21"/>
               </w:rPr>
-              <w:t xml:space="preserve">Malgré un taux de contamination identique, les deux méthodes ne détectent presque pas les mêmes articles. 19 articles ont un prix parfaitement dans la norme mais une combinaison stock/ventes atypique — invisibles à l'analyse univariée du prix pratiquée dans le notebook V1. C'est la preuve concrète, chiffrée, de la limite identifiée en veille technologique.</w:t>
+              <w:t xml:space="preserve">Isolation Forest et Local Outlier Factor ne détectent presque pas les mêmes articles (25,49 % de recouvrement entre elles). Ensemble, elles révèlent 41 anomalies stock/ventes invisibles à l'analyse univariée du prix du notebook V1 (19 + 27 - 5 en commun aux deux). C'est la preuve chiffrée, concrète, de la limite identifiée en veille technologique. Fait notable : Local Outlier Factor s'est révélée nettement plus rapide qu'Isolation Forest sur ce catalogue (1,7 ms contre 46,9 ms), à rebours de l'avantage théorique de complexité généralement prêté à Isolation Forest — un résultat propre à la petite taille de ce catalogue (825 lignes), documenté tel quel plutôt qu'ignoré.</w:t>
             </w:r>
           </w:p>
         </w:tc>
       </w:tr>
     </w:tbl>
+    <w:p>
+      <w:pPr>
+        <w:pStyle w:val="Heading2"/>
+        <w:spacing w:after="140" w:before="300"/>
+      </w:pPr>
+      <w:r>
+        <w:rPr>
+          <w:rFonts w:ascii="Calibri" w:cs="Calibri" w:eastAsia="Calibri" w:hAnsi="Calibri"/>
+          <w:b/>
+          <w:bCs/>
+          <w:color w:val="134652"/>
+          <w:sz w:val="24"/>
+          <w:szCs w:val="24"/>
+        </w:rPr>
+        <w:t xml:space="preserve">Coût de calcul mesuré</w:t>
+      </w:r>
+    </w:p>
+    <w:p>
+      <w:pPr>
+        <w:keepNext/>
+        <w:keepLines/>
+        <w:spacing w:after="90" w:before="260"/>
+        <w:jc w:val="center"/>
+      </w:pPr>
+      <w:r>
+        <w:drawing>
+          <wp:inline distT="0" distB="0" distL="0" distR="0">
+            <wp:extent cx="4320007" cy="1692976"/>
+            <wp:effectExtent t="0" r="0" b="0" l="0"/>
+            <wp:docPr id="1" name="" descr="" title=""/>
+            <wp:cNvGraphicFramePr>
+              <a:graphicFrameLocks xmlns:a="http://schemas.openxmlformats.org/drawingml/2006/main" noChangeAspect="1"/>
+            </wp:cNvGraphicFramePr>
+            <a:graphic xmlns:a="http://schemas.openxmlformats.org/drawingml/2006/main">
+              <a:graphicData uri="http://schemas.openxmlformats.org/drawingml/2006/picture">
+                <pic:pic xmlns:pic="http://schemas.openxmlformats.org/drawingml/2006/picture">
+                  <pic:nvPicPr>
+                    <pic:cNvPr id="0" name="" descr=""/>
+                    <pic:cNvPicPr>
+                      <a:picLocks noChangeAspect="1" noChangeArrowheads="1"/>
+                    </pic:cNvPicPr>
+                  </pic:nvPicPr>
+                  <pic:blipFill>
+                    <a:blip r:embed="rId10" cstate="none"/>
+                    <a:srcRect/>
+                    <a:stretch>
+                      <a:fillRect/>
+                    </a:stretch>
+                  </pic:blipFill>
+                  <pic:spPr bwMode="auto">
+                    <a:xfrm>
+                      <a:off x="0" y="0"/>
+                      <a:ext cx="4320007" cy="1692976"/>
+                    </a:xfrm>
+                    <a:prstGeom prst="rect">
+                      <a:avLst/>
+                    </a:prstGeom>
+                  </pic:spPr>
+                </pic:pic>
+              </a:graphicData>
+            </a:graphic>
+          </wp:inline>
+        </w:drawing>
+      </w:r>
+    </w:p>
+    <w:p>
+      <w:pPr>
+        <w:spacing w:after="260"/>
+        <w:jc w:val="center"/>
+      </w:pPr>
+      <w:r>
+        <w:rPr>
+          <w:rFonts w:ascii="Calibri" w:cs="Calibri" w:eastAsia="Calibri" w:hAnsi="Calibri"/>
+          <w:i/>
+          <w:iCs/>
+          <w:color w:val="5B5F63"/>
+          <w:sz w:val="17"/>
+          <w:szCs w:val="17"/>
+        </w:rPr>
+        <w:t xml:space="preserve">Figure 2 — Temps de calcul mesurés sur les 825 lignes du catalogue : le résultat contredit l'intuition théorique.</w:t>
+      </w:r>
+    </w:p>
     <w:p>
       <w:pPr>
         <w:spacing w:before="260"/>
@@ -1807,6 +2376,7 @@
       </w:tblGrid>
       <w:tr>
         <w:trPr>
+          <w:cantSplit/>
           <w:tblHeader/>
         </w:trPr>
         <w:tc>
@@ -1863,6 +2433,9 @@
         </w:tc>
       </w:tr>
       <w:tr>
+        <w:trPr>
+          <w:cantSplit/>
+        </w:trPr>
         <w:tc>
           <w:tcPr>
             <w:tcW w:type="dxa" w:w="6400"/>
@@ -1909,12 +2482,15 @@
                 <w:sz w:val="19"/>
                 <w:szCs w:val="19"/>
               </w:rPr>
-              <w:t xml:space="preserve">298 540,07 € (identique avant/après suppression du code mort)</w:t>
+              <w:t xml:space="preserve">298 540,07 € (section V1, inchangée)</w:t>
             </w:r>
           </w:p>
         </w:tc>
       </w:tr>
       <w:tr>
+        <w:trPr>
+          <w:cantSplit/>
+        </w:trPr>
         <w:tc>
           <w:tcPr>
             <w:tcW w:type="dxa" w:w="6400"/>
@@ -2046,7 +2622,7 @@
           <w:sz w:val="21"/>
           <w:szCs w:val="21"/>
         </w:rPr>
-        <w:t xml:space="preserve">sans vérité terrain, il est impossible de savoir laquelle des deux méthodes "a raison" — les résultats sont des pistes d'investigation métier, pas des faits établis.</w:t>
+        <w:t xml:space="preserve">sans vérité terrain, il est impossible de savoir laquelle des méthodes "a raison" — les résultats sont des pistes d'investigation métier, pas des faits établis.</w:t>
       </w:r>
     </w:p>
     <w:p>
@@ -2067,7 +2643,7 @@
           <w:sz w:val="21"/>
           <w:szCs w:val="21"/>
         </w:rPr>
-        <w:t xml:space="preserve">Isolation Forest ne détecte que des anomalies globales </w:t>
+        <w:t xml:space="preserve">Le résultat de temps de calcul n'est pas généralisable : </w:t>
       </w:r>
       <w:r>
         <w:rPr>
@@ -2076,7 +2652,7 @@
           <w:sz w:val="21"/>
           <w:szCs w:val="21"/>
         </w:rPr>
-        <w:t xml:space="preserve">au catalogue entier, pas des anomalies propres à une sous-famille de produits — limite déjà actée (risque R4).</w:t>
+        <w:t xml:space="preserve">sur un catalogue nettement plus grand, l'avantage théorique de complexité quasi-linéaire d'Isolation Forest sur Local Outlier Factor (O(n²) en implémentation naïve) redeviendrait probablement significatif ; à re-mesurer si le catalogue grossit.</w:t>
       </w:r>
     </w:p>
     <w:p>
@@ -2097,7 +2673,7 @@
           <w:sz w:val="21"/>
           <w:szCs w:val="21"/>
         </w:rPr>
-        <w:t xml:space="preserve">Discordance Pearson/Spearman sur stock_quantity vs purchase_price : </w:t>
+        <w:t xml:space="preserve">Isolation Forest et Local Outlier Factor ne détectent que des anomalies globales </w:t>
       </w:r>
       <w:r>
         <w:rPr>
@@ -2106,7 +2682,7 @@
           <w:sz w:val="21"/>
           <w:szCs w:val="21"/>
         </w:rPr>
-        <w:t xml:space="preserve">peut aussi être le symptôme d'une relation influencée par quelques valeurs extrêmes (Grands Crus) plutôt qu'une vraie relation monotone globale — à confirmer par une analyse par segment de prix.</w:t>
+        <w:t xml:space="preserve">au catalogue entier, pas des anomalies propres à une sous-famille de produits.</w:t>
       </w:r>
     </w:p>
     <w:p>
@@ -2127,7 +2703,7 @@
           <w:sz w:val="21"/>
           <w:szCs w:val="21"/>
         </w:rPr>
-        <w:t xml:space="preserve">13,45 % du catalogue ERP sans correspondance web : </w:t>
+        <w:t xml:space="preserve">Discordance Pearson/Spearman sur stock_quantity vs purchase_price : </w:t>
       </w:r>
       <w:r>
         <w:rPr>
@@ -2136,7 +2712,7 @@
           <w:sz w:val="21"/>
           <w:szCs w:val="21"/>
         </w:rPr>
-        <w:t xml:space="preserve">toutes les analyses portant sur df_final sont menées sur un sous-ensemble du catalogue, pas sur son intégralité.</w:t>
+        <w:t xml:space="preserve">peut aussi être le symptôme d'une relation influencée par quelques valeurs extrêmes (Grands Crus) plutôt qu'une vraie relation monotone globale — à confirmer par une analyse par segment de prix.</w:t>
       </w:r>
     </w:p>
     <w:p>
@@ -2157,7 +2733,7 @@
           <w:sz w:val="21"/>
           <w:szCs w:val="21"/>
         </w:rPr>
-        <w:t xml:space="preserve">Aucune donnée temporelle : </w:t>
+        <w:t xml:space="preserve">13,45 % du catalogue ERP sans correspondance web : </w:t>
       </w:r>
       <w:r>
         <w:rPr>
@@ -2166,45 +2742,7 @@
           <w:sz w:val="21"/>
           <w:szCs w:val="21"/>
         </w:rPr>
-        <w:t xml:space="preserve">total_sales est un cumul sans horizon connu ; un article "en anomalie" pourrait simplement être en fin de vie ou en tout début de commercialisation.</w:t>
-      </w:r>
-    </w:p>
-    <w:p>
-      <w:pPr>
-        <w:pStyle w:val="Heading1"/>
-        <w:pBdr>
-          <w:bottom w:val="single" w:color="1F7A8C" w:sz="6" w:space="6"/>
-        </w:pBdr>
-        <w:spacing w:after="200" w:before="420"/>
-      </w:pPr>
-      <w:r>
-        <w:rPr>
-          <w:rFonts w:ascii="Calibri" w:cs="Calibri" w:eastAsia="Calibri" w:hAnsi="Calibri"/>
-          <w:b/>
-          <w:bCs/>
-          <w:color w:val="134652"/>
-          <w:sz w:val="30"/>
-          <w:szCs w:val="30"/>
-        </w:rPr>
-        <w:t xml:space="preserve">6. Reproductibilité</w:t>
-      </w:r>
-    </w:p>
-    <w:p>
-      <w:pPr>
-        <w:spacing w:after="160" w:line="300"/>
-      </w:pPr>
-      <w:r>
-        <w:rPr>
-          <w:rFonts w:ascii="Calibri" w:cs="Calibri" w:eastAsia="Calibri" w:hAnsi="Calibri"/>
-          <w:b/>
-          <w:bCs/>
-          <w:i w:val="false"/>
-          <w:iCs w:val="false"/>
-          <w:color w:val="222222"/>
-          <w:sz w:val="21"/>
-          <w:szCs w:val="21"/>
-        </w:rPr>
-        <w:t xml:space="preserve">Structure de dossier attendue :</w:t>
+        <w:t xml:space="preserve">toutes les analyses portant sur df_final sont menées sur un sous-ensemble du catalogue, pas sur son intégralité.</w:t>
       </w:r>
     </w:p>
     <w:p>
@@ -2219,11 +2757,60 @@
       <w:r>
         <w:rPr>
           <w:rFonts w:ascii="Calibri" w:cs="Calibri" w:eastAsia="Calibri" w:hAnsi="Calibri"/>
+          <w:b/>
+          <w:bCs/>
           <w:color w:val="222222"/>
           <w:sz w:val="21"/>
           <w:szCs w:val="21"/>
         </w:rPr>
-        <w:t xml:space="preserve">Belkacemi_Kawtar_1_notebook_052025.ipynb (original, ne pas modifier)</w:t>
+        <w:t xml:space="preserve">Aucune donnée temporelle : </w:t>
+      </w:r>
+      <w:r>
+        <w:rPr>
+          <w:rFonts w:ascii="Calibri" w:cs="Calibri" w:eastAsia="Calibri" w:hAnsi="Calibri"/>
+          <w:color w:val="222222"/>
+          <w:sz w:val="21"/>
+          <w:szCs w:val="21"/>
+        </w:rPr>
+        <w:t xml:space="preserve">total_sales est un cumul sans horizon connu ; un article "en anomalie" pourrait simplement être en fin de vie ou en tout début de commercialisation.</w:t>
+      </w:r>
+    </w:p>
+    <w:p>
+      <w:pPr>
+        <w:pStyle w:val="Heading1"/>
+        <w:pBdr>
+          <w:bottom w:val="single" w:color="1F7A8C" w:sz="6" w:space="6"/>
+        </w:pBdr>
+        <w:spacing w:after="200" w:before="420"/>
+      </w:pPr>
+      <w:r>
+        <w:rPr>
+          <w:rFonts w:ascii="Calibri" w:cs="Calibri" w:eastAsia="Calibri" w:hAnsi="Calibri"/>
+          <w:b/>
+          <w:bCs/>
+          <w:color w:val="134652"/>
+          <w:sz w:val="30"/>
+          <w:szCs w:val="30"/>
+        </w:rPr>
+        <w:t xml:space="preserve">6. Reproductibilité</w:t>
+      </w:r>
+    </w:p>
+    <w:p>
+      <w:pPr>
+        <w:spacing w:after="160" w:line="300"/>
+      </w:pPr>
+      <w:r>
+        <w:rPr>
+          <w:rFonts w:ascii="Calibri" w:cs="Calibri" w:eastAsia="Calibri" w:hAnsi="Calibri"/>
+          <w:b/>
+          <w:bCs/>
+          <w:i w:val="false"/>
+          <w:iCs w:val="false"/>
+          <w:color w:val="222222"/>
+          <w:sz w:val="21"/>
+          <w:szCs w:val="21"/>
+        </w:rPr>
+        <w:t xml:space="preserve">Structure de dossier attendue :</w:t>
       </w:r>
     </w:p>
     <w:p>
@@ -2242,7 +2829,7 @@
           <w:sz w:val="21"/>
           <w:szCs w:val="21"/>
         </w:rPr>
-        <w:t xml:space="preserve">Belkacemi_Kawtar_1_notebook_V2_AMELIORE.ipynb (notebook à exécuter)</w:t>
+        <w:t xml:space="preserve">Belkacemi_Kawtar_1_notebook_052025.ipynb (original, ne pas modifier)</w:t>
       </w:r>
     </w:p>
     <w:p>
@@ -2261,7 +2848,7 @@
           <w:sz w:val="21"/>
           <w:szCs w:val="21"/>
         </w:rPr>
-        <w:t xml:space="preserve">erp.xlsx, web.xlsx, liaison.xlsx (au même niveau que le notebook)</w:t>
+        <w:t xml:space="preserve">Belkacemi_Kawtar_1_notebook_V2_AMELIORE.ipynb (notebook à exécuter)</w:t>
       </w:r>
     </w:p>
     <w:p>
@@ -2280,6 +2867,25 @@
           <w:sz w:val="21"/>
           <w:szCs w:val="21"/>
         </w:rPr>
+        <w:t xml:space="preserve">erp.xlsx, web.xlsx, liaison.xlsx (au même niveau que le notebook)</w:t>
+      </w:r>
+    </w:p>
+    <w:p>
+      <w:pPr>
+        <w:pStyle w:val="ListParagraph"/>
+        <w:numPr>
+          <w:ilvl w:val="0"/>
+          <w:numId w:val="1"/>
+        </w:numPr>
+        <w:spacing w:after="100" w:line="290"/>
+      </w:pPr>
+      <w:r>
+        <w:rPr>
+          <w:rFonts w:ascii="Calibri" w:cs="Calibri" w:eastAsia="Calibri" w:hAnsi="Calibri"/>
+          <w:color w:val="222222"/>
+          <w:sz w:val="21"/>
+          <w:szCs w:val="21"/>
+        </w:rPr>
         <w:t xml:space="preserve">veille_technologique.docx, cahier_des_charges.docx, PROJET_ORGANISATION.docx, README.docx</w:t>
       </w:r>
     </w:p>
@@ -2303,7 +2909,7 @@
           <w:sz w:val="21"/>
           <w:szCs w:val="21"/>
         </w:rPr>
-        <w:t xml:space="preserve">Environnement Python utilisé (Run All réussi, 0 erreur sur 92 cellules de code) :</w:t>
+        <w:t xml:space="preserve">Environnement Python utilisé (Run All réussi, 0 erreur sur 94 cellules de code) :</w:t>
       </w:r>
     </w:p>
     <w:tbl>
@@ -2324,6 +2930,7 @@
       </w:tblGrid>
       <w:tr>
         <w:trPr>
+          <w:cantSplit/>
           <w:tblHeader/>
         </w:trPr>
         <w:tc>
@@ -2380,6 +2987,9 @@
         </w:tc>
       </w:tr>
       <w:tr>
+        <w:trPr>
+          <w:cantSplit/>
+        </w:trPr>
         <w:tc>
           <w:tcPr>
             <w:tcW w:type="dxa" w:w="4400"/>
@@ -2432,6 +3042,9 @@
         </w:tc>
       </w:tr>
       <w:tr>
+        <w:trPr>
+          <w:cantSplit/>
+        </w:trPr>
         <w:tc>
           <w:tcPr>
             <w:tcW w:type="dxa" w:w="4400"/>
@@ -2486,6 +3099,9 @@
         </w:tc>
       </w:tr>
       <w:tr>
+        <w:trPr>
+          <w:cantSplit/>
+        </w:trPr>
         <w:tc>
           <w:tcPr>
             <w:tcW w:type="dxa" w:w="4400"/>
@@ -2538,6 +3154,9 @@
         </w:tc>
       </w:tr>
       <w:tr>
+        <w:trPr>
+          <w:cantSplit/>
+        </w:trPr>
         <w:tc>
           <w:tcPr>
             <w:tcW w:type="dxa" w:w="4400"/>
@@ -2592,6 +3211,9 @@
         </w:tc>
       </w:tr>
       <w:tr>
+        <w:trPr>
+          <w:cantSplit/>
+        </w:trPr>
         <w:tc>
           <w:tcPr>
             <w:tcW w:type="dxa" w:w="4400"/>
@@ -2644,6 +3266,9 @@
         </w:tc>
       </w:tr>
       <w:tr>
+        <w:trPr>
+          <w:cantSplit/>
+        </w:trPr>
         <w:tc>
           <w:tcPr>
             <w:tcW w:type="dxa" w:w="4400"/>
@@ -2698,6 +3323,9 @@
         </w:tc>
       </w:tr>
       <w:tr>
+        <w:trPr>
+          <w:cantSplit/>
+        </w:trPr>
         <w:tc>
           <w:tcPr>
             <w:tcW w:type="dxa" w:w="4400"/>
@@ -2750,6 +3378,9 @@
         </w:tc>
       </w:tr>
       <w:tr>
+        <w:trPr>
+          <w:cantSplit/>
+        </w:trPr>
         <w:tc>
           <w:tcPr>
             <w:tcW w:type="dxa" w:w="4400"/>
@@ -2804,6 +3435,9 @@
         </w:tc>
       </w:tr>
       <w:tr>
+        <w:trPr>
+          <w:cantSplit/>
+        </w:trPr>
         <w:tc>
           <w:tcPr>
             <w:tcW w:type="dxa" w:w="4400"/>
@@ -2856,6 +3490,9 @@
         </w:tc>
       </w:tr>
       <w:tr>
+        <w:trPr>
+          <w:cantSplit/>
+        </w:trPr>
         <w:tc>
           <w:tcPr>
             <w:tcW w:type="dxa" w:w="4400"/>
@@ -2910,6 +3547,9 @@
         </w:tc>
       </w:tr>
       <w:tr>
+        <w:trPr>
+          <w:cantSplit/>
+        </w:trPr>
         <w:tc>
           <w:tcPr>
             <w:tcW w:type="dxa" w:w="4400"/>
@@ -3048,13 +3688,729 @@
           <w:sz w:val="30"/>
           <w:szCs w:val="30"/>
         </w:rPr>
-        <w:t xml:space="preserve">7. Synthèse recruteur / client</w:t>
-      </w:r>
-    </w:p>
-    <w:p>
-      <w:pPr>
-        <w:spacing w:before="200"/>
-      </w:pPr>
+        <w:t xml:space="preserve">7. Traçabilité des essais IA</w:t>
+      </w:r>
+    </w:p>
+    <w:p>
+      <w:pPr>
+        <w:spacing w:after="160" w:line="300"/>
+      </w:pPr>
+      <w:r>
+        <w:rPr>
+          <w:rFonts w:ascii="Calibri" w:cs="Calibri" w:eastAsia="Calibri" w:hAnsi="Calibri"/>
+          <w:b w:val="false"/>
+          <w:bCs w:val="false"/>
+          <w:i w:val="false"/>
+          <w:iCs w:val="false"/>
+          <w:color w:val="222222"/>
+          <w:sz w:val="21"/>
+          <w:szCs w:val="21"/>
+        </w:rPr>
+        <w:t xml:space="preserve">Le notebook amélioré a été produit avec l'appui d'un assistant de code. Cette section trace cet usage : ce qui a été demandé, ce qui a été obtenu, ce qui a été retenu et pourquoi. Les formulations sont rédigées ; les options, les résultats et les décisions sont ceux effectivement consignés au fil du projet.</w:t>
+      </w:r>
+    </w:p>
+    <w:p>
+      <w:pPr>
+        <w:pStyle w:val="Heading2"/>
+        <w:spacing w:after="140" w:before="300"/>
+      </w:pPr>
+      <w:r>
+        <w:rPr>
+          <w:rFonts w:ascii="Calibri" w:cs="Calibri" w:eastAsia="Calibri" w:hAnsi="Calibri"/>
+          <w:b/>
+          <w:bCs/>
+          <w:color w:val="134652"/>
+          <w:sz w:val="24"/>
+          <w:szCs w:val="24"/>
+        </w:rPr>
+        <w:t xml:space="preserve">Outil et cadre d'usage</w:t>
+      </w:r>
+    </w:p>
+    <w:p>
+      <w:pPr>
+        <w:pStyle w:val="ListParagraph"/>
+        <w:numPr>
+          <w:ilvl w:val="0"/>
+          <w:numId w:val="1"/>
+        </w:numPr>
+        <w:spacing w:after="100" w:line="290"/>
+      </w:pPr>
+      <w:r>
+        <w:rPr>
+          <w:rFonts w:ascii="Calibri" w:cs="Calibri" w:eastAsia="Calibri" w:hAnsi="Calibri"/>
+          <w:b/>
+          <w:bCs/>
+          <w:color w:val="222222"/>
+          <w:sz w:val="21"/>
+          <w:szCs w:val="21"/>
+        </w:rPr>
+        <w:t xml:space="preserve">Outil : </w:t>
+      </w:r>
+      <w:r>
+        <w:rPr>
+          <w:rFonts w:ascii="Calibri" w:cs="Calibri" w:eastAsia="Calibri" w:hAnsi="Calibri"/>
+          <w:color w:val="222222"/>
+          <w:sz w:val="21"/>
+          <w:szCs w:val="21"/>
+        </w:rPr>
+        <w:t xml:space="preserve">Claude (assistant de code), utilisé en appui sur la reconstruction du notebook, la validation statistique et la rédaction documentaire.</w:t>
+      </w:r>
+    </w:p>
+    <w:p>
+      <w:pPr>
+        <w:pStyle w:val="ListParagraph"/>
+        <w:numPr>
+          <w:ilvl w:val="0"/>
+          <w:numId w:val="1"/>
+        </w:numPr>
+        <w:spacing w:after="100" w:line="290"/>
+      </w:pPr>
+      <w:r>
+        <w:rPr>
+          <w:rFonts w:ascii="Calibri" w:cs="Calibri" w:eastAsia="Calibri" w:hAnsi="Calibri"/>
+          <w:b/>
+          <w:bCs/>
+          <w:color w:val="222222"/>
+          <w:sz w:val="21"/>
+          <w:szCs w:val="21"/>
+        </w:rPr>
+        <w:t xml:space="preserve">Confidentialité : </w:t>
+      </w:r>
+      <w:r>
+        <w:rPr>
+          <w:rFonts w:ascii="Calibri" w:cs="Calibri" w:eastAsia="Calibri" w:hAnsi="Calibri"/>
+          <w:color w:val="222222"/>
+          <w:sz w:val="21"/>
+          <w:szCs w:val="21"/>
+        </w:rPr>
+        <w:t xml:space="preserve">aucune donnée source transmise à un service externe. Le périmètre ne contient aucune donnée à caractère personnel et le traitement s'exécute en local.</w:t>
+      </w:r>
+    </w:p>
+    <w:p>
+      <w:pPr>
+        <w:pStyle w:val="ListParagraph"/>
+        <w:numPr>
+          <w:ilvl w:val="0"/>
+          <w:numId w:val="1"/>
+        </w:numPr>
+        <w:spacing w:after="100" w:line="290"/>
+      </w:pPr>
+      <w:r>
+        <w:rPr>
+          <w:rFonts w:ascii="Calibri" w:cs="Calibri" w:eastAsia="Calibri" w:hAnsi="Calibri"/>
+          <w:b/>
+          <w:bCs/>
+          <w:color w:val="222222"/>
+          <w:sz w:val="21"/>
+          <w:szCs w:val="21"/>
+        </w:rPr>
+        <w:t xml:space="preserve">Règle appliquée : </w:t>
+      </w:r>
+      <w:r>
+        <w:rPr>
+          <w:rFonts w:ascii="Calibri" w:cs="Calibri" w:eastAsia="Calibri" w:hAnsi="Calibri"/>
+          <w:color w:val="222222"/>
+          <w:sz w:val="21"/>
+          <w:szCs w:val="21"/>
+        </w:rPr>
+        <w:t xml:space="preserve">aucun résultat produit n'est retenu sans exécution ou rendu préalable. Cette règle figure dans les demandes elles-mêmes, et non ajoutée après coup.</w:t>
+      </w:r>
+    </w:p>
+    <w:p>
+      <w:r>
+        <w:br w:type="page"/>
+      </w:r>
+    </w:p>
+    <w:p>
+      <w:pPr>
+        <w:pStyle w:val="Heading2"/>
+        <w:spacing w:after="140" w:before="300"/>
+      </w:pPr>
+      <w:r>
+        <w:rPr>
+          <w:rFonts w:ascii="Calibri" w:cs="Calibri" w:eastAsia="Calibri" w:hAnsi="Calibri"/>
+          <w:b/>
+          <w:bCs/>
+          <w:color w:val="134652"/>
+          <w:sz w:val="24"/>
+          <w:szCs w:val="24"/>
+        </w:rPr>
+        <w:t xml:space="preserve">Essais portant sur le notebook</w:t>
+      </w:r>
+    </w:p>
+    <w:tbl>
+      <w:tblPr>
+        <w:tblW w:type="dxa" w:w="9648"/>
+        <w:tblBorders>
+          <w:top w:val="single" w:color="D5D8DB" w:sz="4"/>
+          <w:left w:val="single" w:color="D5D8DB" w:sz="4"/>
+          <w:bottom w:val="single" w:color="D5D8DB" w:sz="4"/>
+          <w:right w:val="single" w:color="D5D8DB" w:sz="4"/>
+          <w:insideH w:val="single" w:color="D5D8DB" w:sz="4"/>
+          <w:insideV w:val="single" w:color="D5D8DB" w:sz="4"/>
+        </w:tblBorders>
+      </w:tblPr>
+      <w:tblGrid>
+        <w:gridCol w:w="2000"/>
+        <w:gridCol w:w="2300"/>
+        <w:gridCol w:w="2800"/>
+        <w:gridCol w:w="2548"/>
+      </w:tblGrid>
+      <w:tr>
+        <w:trPr>
+          <w:cantSplit/>
+          <w:tblHeader/>
+        </w:trPr>
+        <w:tc>
+          <w:tcPr>
+            <w:tcW w:type="dxa" w:w="2000"/>
+            <w:shd w:fill="134652" w:color="auto" w:val="clear"/>
+            <w:tcMar>
+              <w:top w:type="dxa" w:w="90"/>
+              <w:left w:type="dxa" w:w="130"/>
+              <w:bottom w:type="dxa" w:w="90"/>
+              <w:right w:type="dxa" w:w="130"/>
+            </w:tcMar>
+            <w:vAlign w:val="center"/>
+          </w:tcPr>
+          <w:p>
+            <w:r>
+              <w:rPr>
+                <w:rFonts w:ascii="Calibri" w:cs="Calibri" w:eastAsia="Calibri" w:hAnsi="Calibri"/>
+                <w:b/>
+                <w:bCs/>
+                <w:color w:val="FFFFFF"/>
+                <w:sz w:val="19"/>
+                <w:szCs w:val="19"/>
+              </w:rPr>
+              <w:t xml:space="preserve">Essai</w:t>
+            </w:r>
+          </w:p>
+        </w:tc>
+        <w:tc>
+          <w:tcPr>
+            <w:tcW w:type="dxa" w:w="2300"/>
+            <w:shd w:fill="134652" w:color="auto" w:val="clear"/>
+            <w:tcMar>
+              <w:top w:type="dxa" w:w="90"/>
+              <w:left w:type="dxa" w:w="130"/>
+              <w:bottom w:type="dxa" w:w="90"/>
+              <w:right w:type="dxa" w:w="130"/>
+            </w:tcMar>
+            <w:vAlign w:val="center"/>
+          </w:tcPr>
+          <w:p>
+            <w:r>
+              <w:rPr>
+                <w:rFonts w:ascii="Calibri" w:cs="Calibri" w:eastAsia="Calibri" w:hAnsi="Calibri"/>
+                <w:b/>
+                <w:bCs/>
+                <w:color w:val="FFFFFF"/>
+                <w:sz w:val="19"/>
+                <w:szCs w:val="19"/>
+              </w:rPr>
+              <w:t xml:space="preserve">Options instruites</w:t>
+            </w:r>
+          </w:p>
+        </w:tc>
+        <w:tc>
+          <w:tcPr>
+            <w:tcW w:type="dxa" w:w="2800"/>
+            <w:shd w:fill="134652" w:color="auto" w:val="clear"/>
+            <w:tcMar>
+              <w:top w:type="dxa" w:w="90"/>
+              <w:left w:type="dxa" w:w="130"/>
+              <w:bottom w:type="dxa" w:w="90"/>
+              <w:right w:type="dxa" w:w="130"/>
+            </w:tcMar>
+            <w:vAlign w:val="center"/>
+          </w:tcPr>
+          <w:p>
+            <w:r>
+              <w:rPr>
+                <w:rFonts w:ascii="Calibri" w:cs="Calibri" w:eastAsia="Calibri" w:hAnsi="Calibri"/>
+                <w:b/>
+                <w:bCs/>
+                <w:color w:val="FFFFFF"/>
+                <w:sz w:val="19"/>
+                <w:szCs w:val="19"/>
+              </w:rPr>
+              <w:t xml:space="preserve">Résultat obtenu</w:t>
+            </w:r>
+          </w:p>
+        </w:tc>
+        <w:tc>
+          <w:tcPr>
+            <w:tcW w:type="dxa" w:w="2548"/>
+            <w:shd w:fill="134652" w:color="auto" w:val="clear"/>
+            <w:tcMar>
+              <w:top w:type="dxa" w:w="90"/>
+              <w:left w:type="dxa" w:w="130"/>
+              <w:bottom w:type="dxa" w:w="90"/>
+              <w:right w:type="dxa" w:w="130"/>
+            </w:tcMar>
+            <w:vAlign w:val="center"/>
+          </w:tcPr>
+          <w:p>
+            <w:r>
+              <w:rPr>
+                <w:rFonts w:ascii="Calibri" w:cs="Calibri" w:eastAsia="Calibri" w:hAnsi="Calibri"/>
+                <w:b/>
+                <w:bCs/>
+                <w:color w:val="FFFFFF"/>
+                <w:sz w:val="19"/>
+                <w:szCs w:val="19"/>
+              </w:rPr>
+              <w:t xml:space="preserve">Décision</w:t>
+            </w:r>
+          </w:p>
+        </w:tc>
+      </w:tr>
+      <w:tr>
+        <w:trPr>
+          <w:cantSplit/>
+        </w:trPr>
+        <w:tc>
+          <w:tcPr>
+            <w:tcW w:type="dxa" w:w="2000"/>
+            <w:tcMar>
+              <w:top w:type="dxa" w:w="90"/>
+              <w:left w:type="dxa" w:w="130"/>
+              <w:bottom w:type="dxa" w:w="90"/>
+              <w:right w:type="dxa" w:w="130"/>
+            </w:tcMar>
+            <w:vAlign w:val="center"/>
+          </w:tcPr>
+          <w:p>
+            <w:r>
+              <w:rPr>
+                <w:rFonts w:ascii="Calibri" w:cs="Calibri" w:eastAsia="Calibri" w:hAnsi="Calibri"/>
+                <w:b w:val="false"/>
+                <w:bCs w:val="false"/>
+                <w:color w:val="222222"/>
+                <w:sz w:val="19"/>
+                <w:szCs w:val="19"/>
+              </w:rPr>
+              <w:t xml:space="preserve">1 — Exécutabilité du notebook</w:t>
+            </w:r>
+          </w:p>
+        </w:tc>
+        <w:tc>
+          <w:tcPr>
+            <w:tcW w:type="dxa" w:w="2300"/>
+            <w:tcMar>
+              <w:top w:type="dxa" w:w="90"/>
+              <w:left w:type="dxa" w:w="130"/>
+              <w:bottom w:type="dxa" w:w="90"/>
+              <w:right w:type="dxa" w:w="130"/>
+            </w:tcMar>
+            <w:vAlign w:val="center"/>
+          </w:tcPr>
+          <w:p>
+            <w:r>
+              <w:rPr>
+                <w:rFonts w:ascii="Calibri" w:cs="Calibri" w:eastAsia="Calibri" w:hAnsi="Calibri"/>
+                <w:b w:val="false"/>
+                <w:bCs w:val="false"/>
+                <w:color w:val="222222"/>
+                <w:sz w:val="19"/>
+                <w:szCs w:val="19"/>
+              </w:rPr>
+              <w:t xml:space="preserve">Conserver la version proposée / reconstruire depuis le notebook d'origine</w:t>
+            </w:r>
+          </w:p>
+        </w:tc>
+        <w:tc>
+          <w:tcPr>
+            <w:tcW w:type="dxa" w:w="2800"/>
+            <w:tcMar>
+              <w:top w:type="dxa" w:w="90"/>
+              <w:left w:type="dxa" w:w="130"/>
+              <w:bottom w:type="dxa" w:w="90"/>
+              <w:right w:type="dxa" w:w="130"/>
+            </w:tcMar>
+            <w:vAlign w:val="center"/>
+          </w:tcPr>
+          <w:p>
+            <w:r>
+              <w:rPr>
+                <w:rFonts w:ascii="Calibri" w:cs="Calibri" w:eastAsia="Calibri" w:hAnsi="Calibri"/>
+                <w:b w:val="false"/>
+                <w:bCs w:val="false"/>
+                <w:color w:val="222222"/>
+                <w:sz w:val="19"/>
+                <w:szCs w:val="19"/>
+              </w:rPr>
+              <w:t xml:space="preserve">La version proposée n'avait jamais été exécutée : 17 cellules corrompues, chemins absolus hérités d'un autre poste</w:t>
+            </w:r>
+          </w:p>
+        </w:tc>
+        <w:tc>
+          <w:tcPr>
+            <w:tcW w:type="dxa" w:w="2548"/>
+            <w:tcMar>
+              <w:top w:type="dxa" w:w="90"/>
+              <w:left w:type="dxa" w:w="130"/>
+              <w:bottom w:type="dxa" w:w="90"/>
+              <w:right w:type="dxa" w:w="130"/>
+            </w:tcMar>
+            <w:vAlign w:val="center"/>
+          </w:tcPr>
+          <w:p>
+            <w:r>
+              <w:rPr>
+                <w:rFonts w:ascii="Calibri" w:cs="Calibri" w:eastAsia="Calibri" w:hAnsi="Calibri"/>
+                <w:b w:val="false"/>
+                <w:bCs w:val="false"/>
+                <w:color w:val="222222"/>
+                <w:sz w:val="19"/>
+                <w:szCs w:val="19"/>
+              </w:rPr>
+              <w:t xml:space="preserve">Reconstruction depuis le notebook d'origine, par insertion. Exécution complète validée : 0 erreur sur 94 cellules</w:t>
+            </w:r>
+          </w:p>
+        </w:tc>
+      </w:tr>
+      <w:tr>
+        <w:trPr>
+          <w:cantSplit/>
+        </w:trPr>
+        <w:tc>
+          <w:tcPr>
+            <w:tcW w:type="dxa" w:w="2000"/>
+            <w:shd w:fill="EDEFF1" w:color="auto" w:val="clear"/>
+            <w:tcMar>
+              <w:top w:type="dxa" w:w="90"/>
+              <w:left w:type="dxa" w:w="130"/>
+              <w:bottom w:type="dxa" w:w="90"/>
+              <w:right w:type="dxa" w:w="130"/>
+            </w:tcMar>
+            <w:vAlign w:val="center"/>
+          </w:tcPr>
+          <w:p>
+            <w:r>
+              <w:rPr>
+                <w:rFonts w:ascii="Calibri" w:cs="Calibri" w:eastAsia="Calibri" w:hAnsi="Calibri"/>
+                <w:b w:val="false"/>
+                <w:bCs w:val="false"/>
+                <w:color w:val="222222"/>
+                <w:sz w:val="19"/>
+                <w:szCs w:val="19"/>
+              </w:rPr>
+              <w:t xml:space="preserve">2 — Détection d'anomalies multivariée</w:t>
+            </w:r>
+          </w:p>
+        </w:tc>
+        <w:tc>
+          <w:tcPr>
+            <w:tcW w:type="dxa" w:w="2300"/>
+            <w:shd w:fill="EDEFF1" w:color="auto" w:val="clear"/>
+            <w:tcMar>
+              <w:top w:type="dxa" w:w="90"/>
+              <w:left w:type="dxa" w:w="130"/>
+              <w:bottom w:type="dxa" w:w="90"/>
+              <w:right w:type="dxa" w:w="130"/>
+            </w:tcMar>
+            <w:vAlign w:val="center"/>
+          </w:tcPr>
+          <w:p>
+            <w:r>
+              <w:rPr>
+                <w:rFonts w:ascii="Calibri" w:cs="Calibri" w:eastAsia="Calibri" w:hAnsi="Calibri"/>
+                <w:b w:val="false"/>
+                <w:bCs w:val="false"/>
+                <w:color w:val="222222"/>
+                <w:sz w:val="19"/>
+                <w:szCs w:val="19"/>
+              </w:rPr>
+              <w:t xml:space="preserve">Isolation Forest / Local Outlier Factor / One-Class SVM</w:t>
+            </w:r>
+          </w:p>
+        </w:tc>
+        <w:tc>
+          <w:tcPr>
+            <w:tcW w:type="dxa" w:w="2800"/>
+            <w:shd w:fill="EDEFF1" w:color="auto" w:val="clear"/>
+            <w:tcMar>
+              <w:top w:type="dxa" w:w="90"/>
+              <w:left w:type="dxa" w:w="130"/>
+              <w:bottom w:type="dxa" w:w="90"/>
+              <w:right w:type="dxa" w:w="130"/>
+            </w:tcMar>
+            <w:vAlign w:val="center"/>
+          </w:tcPr>
+          <w:p>
+            <w:r>
+              <w:rPr>
+                <w:rFonts w:ascii="Calibri" w:cs="Calibri" w:eastAsia="Calibri" w:hAnsi="Calibri"/>
+                <w:b w:val="false"/>
+                <w:bCs w:val="false"/>
+                <w:color w:val="222222"/>
+                <w:sz w:val="19"/>
+                <w:szCs w:val="19"/>
+              </w:rPr>
+              <w:t xml:space="preserve">Trois méthodes instruites, deux implémentées et exécutées sur les données réelles ; recouvrements avec l'IQR et temps de calcul mesurés</w:t>
+            </w:r>
+          </w:p>
+        </w:tc>
+        <w:tc>
+          <w:tcPr>
+            <w:tcW w:type="dxa" w:w="2548"/>
+            <w:shd w:fill="EDEFF1" w:color="auto" w:val="clear"/>
+            <w:tcMar>
+              <w:top w:type="dxa" w:w="90"/>
+              <w:left w:type="dxa" w:w="130"/>
+              <w:bottom w:type="dxa" w:w="90"/>
+              <w:right w:type="dxa" w:w="130"/>
+            </w:tcMar>
+            <w:vAlign w:val="center"/>
+          </w:tcPr>
+          <w:p>
+            <w:r>
+              <w:rPr>
+                <w:rFonts w:ascii="Calibri" w:cs="Calibri" w:eastAsia="Calibri" w:hAnsi="Calibri"/>
+                <w:b w:val="false"/>
+                <w:bCs w:val="false"/>
+                <w:color w:val="222222"/>
+                <w:sz w:val="19"/>
+                <w:szCs w:val="19"/>
+              </w:rPr>
+              <w:t xml:space="preserve">Isolation Forest retenue. One-Class SVM non retenue avant implémentation : coût de réglage injustifié à 825 références</w:t>
+            </w:r>
+          </w:p>
+        </w:tc>
+      </w:tr>
+      <w:tr>
+        <w:trPr>
+          <w:cantSplit/>
+        </w:trPr>
+        <w:tc>
+          <w:tcPr>
+            <w:tcW w:type="dxa" w:w="2000"/>
+            <w:tcMar>
+              <w:top w:type="dxa" w:w="90"/>
+              <w:left w:type="dxa" w:w="130"/>
+              <w:bottom w:type="dxa" w:w="90"/>
+              <w:right w:type="dxa" w:w="130"/>
+            </w:tcMar>
+            <w:vAlign w:val="center"/>
+          </w:tcPr>
+          <w:p>
+            <w:r>
+              <w:rPr>
+                <w:rFonts w:ascii="Calibri" w:cs="Calibri" w:eastAsia="Calibri" w:hAnsi="Calibri"/>
+                <w:b w:val="false"/>
+                <w:bCs w:val="false"/>
+                <w:color w:val="222222"/>
+                <w:sz w:val="19"/>
+                <w:szCs w:val="19"/>
+              </w:rPr>
+              <w:t xml:space="preserve">3 — Significativité des corrélations</w:t>
+            </w:r>
+          </w:p>
+        </w:tc>
+        <w:tc>
+          <w:tcPr>
+            <w:tcW w:type="dxa" w:w="2300"/>
+            <w:tcMar>
+              <w:top w:type="dxa" w:w="90"/>
+              <w:left w:type="dxa" w:w="130"/>
+              <w:bottom w:type="dxa" w:w="90"/>
+              <w:right w:type="dxa" w:w="130"/>
+            </w:tcMar>
+            <w:vAlign w:val="center"/>
+          </w:tcPr>
+          <w:p>
+            <w:r>
+              <w:rPr>
+                <w:rFonts w:ascii="Calibri" w:cs="Calibri" w:eastAsia="Calibri" w:hAnsi="Calibri"/>
+                <w:b w:val="false"/>
+                <w:bCs w:val="false"/>
+                <w:color w:val="222222"/>
+                <w:sz w:val="19"/>
+                <w:szCs w:val="19"/>
+              </w:rPr>
+              <w:t xml:space="preserve">Pearson seul / Spearman seul / les deux</w:t>
+            </w:r>
+          </w:p>
+        </w:tc>
+        <w:tc>
+          <w:tcPr>
+            <w:tcW w:type="dxa" w:w="2800"/>
+            <w:tcMar>
+              <w:top w:type="dxa" w:w="90"/>
+              <w:left w:type="dxa" w:w="130"/>
+              <w:bottom w:type="dxa" w:w="90"/>
+              <w:right w:type="dxa" w:w="130"/>
+            </w:tcMar>
+            <w:vAlign w:val="center"/>
+          </w:tcPr>
+          <w:p>
+            <w:r>
+              <w:rPr>
+                <w:rFonts w:ascii="Calibri" w:cs="Calibri" w:eastAsia="Calibri" w:hAnsi="Calibri"/>
+                <w:b w:val="false"/>
+                <w:bCs w:val="false"/>
+                <w:color w:val="222222"/>
+                <w:sz w:val="19"/>
+                <w:szCs w:val="19"/>
+              </w:rPr>
+              <w:t xml:space="preserve">15 paires testées : 11 significatives selon Pearson, 12 selon Spearman, une divergence majeure identifiée</w:t>
+            </w:r>
+          </w:p>
+        </w:tc>
+        <w:tc>
+          <w:tcPr>
+            <w:tcW w:type="dxa" w:w="2548"/>
+            <w:tcMar>
+              <w:top w:type="dxa" w:w="90"/>
+              <w:left w:type="dxa" w:w="130"/>
+              <w:bottom w:type="dxa" w:w="90"/>
+              <w:right w:type="dxa" w:w="130"/>
+            </w:tcMar>
+            <w:vAlign w:val="center"/>
+          </w:tcPr>
+          <w:p>
+            <w:r>
+              <w:rPr>
+                <w:rFonts w:ascii="Calibri" w:cs="Calibri" w:eastAsia="Calibri" w:hAnsi="Calibri"/>
+                <w:b w:val="false"/>
+                <w:bCs w:val="false"/>
+                <w:color w:val="222222"/>
+                <w:sz w:val="19"/>
+                <w:szCs w:val="19"/>
+              </w:rPr>
+              <w:t xml:space="preserve">Les deux retenus. Arbitrage confirmé par le résultat : stock_quantity / purchase_price est invisible à Pearson et hautement significatif en Spearman</w:t>
+            </w:r>
+          </w:p>
+        </w:tc>
+      </w:tr>
+      <w:tr>
+        <w:trPr>
+          <w:cantSplit/>
+        </w:trPr>
+        <w:tc>
+          <w:tcPr>
+            <w:tcW w:type="dxa" w:w="2000"/>
+            <w:shd w:fill="EDEFF1" w:color="auto" w:val="clear"/>
+            <w:tcMar>
+              <w:top w:type="dxa" w:w="90"/>
+              <w:left w:type="dxa" w:w="130"/>
+              <w:bottom w:type="dxa" w:w="90"/>
+              <w:right w:type="dxa" w:w="130"/>
+            </w:tcMar>
+            <w:vAlign w:val="center"/>
+          </w:tcPr>
+          <w:p>
+            <w:r>
+              <w:rPr>
+                <w:rFonts w:ascii="Calibri" w:cs="Calibri" w:eastAsia="Calibri" w:hAnsi="Calibri"/>
+                <w:b w:val="false"/>
+                <w:bCs w:val="false"/>
+                <w:color w:val="222222"/>
+                <w:sz w:val="19"/>
+                <w:szCs w:val="19"/>
+              </w:rPr>
+              <w:t xml:space="preserve">4 — Portabilité et reproductibilité</w:t>
+            </w:r>
+          </w:p>
+        </w:tc>
+        <w:tc>
+          <w:tcPr>
+            <w:tcW w:type="dxa" w:w="2300"/>
+            <w:shd w:fill="EDEFF1" w:color="auto" w:val="clear"/>
+            <w:tcMar>
+              <w:top w:type="dxa" w:w="90"/>
+              <w:left w:type="dxa" w:w="130"/>
+              <w:bottom w:type="dxa" w:w="90"/>
+              <w:right w:type="dxa" w:w="130"/>
+            </w:tcMar>
+            <w:vAlign w:val="center"/>
+          </w:tcPr>
+          <w:p>
+            <w:r>
+              <w:rPr>
+                <w:rFonts w:ascii="Calibri" w:cs="Calibri" w:eastAsia="Calibri" w:hAnsi="Calibri"/>
+                <w:b w:val="false"/>
+                <w:bCs w:val="false"/>
+                <w:color w:val="222222"/>
+                <w:sz w:val="19"/>
+                <w:szCs w:val="19"/>
+              </w:rPr>
+              <w:t xml:space="preserve">Chemins absolus conservés / chemins relatifs et environnement consigné</w:t>
+            </w:r>
+          </w:p>
+        </w:tc>
+        <w:tc>
+          <w:tcPr>
+            <w:tcW w:type="dxa" w:w="2800"/>
+            <w:shd w:fill="EDEFF1" w:color="auto" w:val="clear"/>
+            <w:tcMar>
+              <w:top w:type="dxa" w:w="90"/>
+              <w:left w:type="dxa" w:w="130"/>
+              <w:bottom w:type="dxa" w:w="90"/>
+              <w:right w:type="dxa" w:w="130"/>
+            </w:tcMar>
+            <w:vAlign w:val="center"/>
+          </w:tcPr>
+          <w:p>
+            <w:r>
+              <w:rPr>
+                <w:rFonts w:ascii="Calibri" w:cs="Calibri" w:eastAsia="Calibri" w:hAnsi="Calibri"/>
+                <w:b w:val="false"/>
+                <w:bCs w:val="false"/>
+                <w:color w:val="222222"/>
+                <w:sz w:val="19"/>
+                <w:szCs w:val="19"/>
+              </w:rPr>
+              <w:t xml:space="preserve">Chemins d'origine remplacés, exécution vérifiée depuis un dossier déplacé, valorisation contrôlée sur purchase_price</w:t>
+            </w:r>
+          </w:p>
+        </w:tc>
+        <w:tc>
+          <w:tcPr>
+            <w:tcW w:type="dxa" w:w="2548"/>
+            <w:shd w:fill="EDEFF1" w:color="auto" w:val="clear"/>
+            <w:tcMar>
+              <w:top w:type="dxa" w:w="90"/>
+              <w:left w:type="dxa" w:w="130"/>
+              <w:bottom w:type="dxa" w:w="90"/>
+              <w:right w:type="dxa" w:w="130"/>
+            </w:tcMar>
+            <w:vAlign w:val="center"/>
+          </w:tcPr>
+          <w:p>
+            <w:r>
+              <w:rPr>
+                <w:rFonts w:ascii="Calibri" w:cs="Calibri" w:eastAsia="Calibri" w:hAnsi="Calibri"/>
+                <w:b w:val="false"/>
+                <w:bCs w:val="false"/>
+                <w:color w:val="222222"/>
+                <w:sz w:val="19"/>
+                <w:szCs w:val="19"/>
+              </w:rPr>
+              <w:t xml:space="preserve">Chemins relatifs, random_state figé, versions de Python et des bibliothèques consignées (§6)</w:t>
+            </w:r>
+          </w:p>
+        </w:tc>
+      </w:tr>
+    </w:tbl>
+    <w:p>
+      <w:pPr>
+        <w:pStyle w:val="Heading2"/>
+        <w:spacing w:after="140" w:before="300"/>
+      </w:pPr>
+      <w:r>
+        <w:rPr>
+          <w:rFonts w:ascii="Calibri" w:cs="Calibri" w:eastAsia="Calibri" w:hAnsi="Calibri"/>
+          <w:b/>
+          <w:bCs/>
+          <w:color w:val="134652"/>
+          <w:sz w:val="24"/>
+          <w:szCs w:val="24"/>
+        </w:rPr>
+        <w:t xml:space="preserve">Formulations des demandes</w:t>
+      </w:r>
     </w:p>
     <w:tbl>
       <w:tblPr>
@@ -3097,7 +4453,7 @@
                 <w:sz w:val="17"/>
                 <w:szCs w:val="17"/>
               </w:rPr>
-              <w:t xml:space="preserve">SYNTHÈSE</w:t>
+              <w:t xml:space="preserve">ESSAI 1 — EXÉCUTABILITÉ</w:t>
             </w:r>
           </w:p>
           <w:p>
@@ -3110,7 +4466,895 @@
                 <w:sz w:val="21"/>
                 <w:szCs w:val="21"/>
               </w:rPr>
-              <w:t xml:space="preserve">Ce projet fiabilise et enrichit l'analyse du catalogue e-commerce du caviste Bottleneck (825 références ERP, 714 références web actives) en croisant stock, prix et ventes issus de deux systèmes distincts. Après correction des problèmes de portabilité et de code mort du notebook original, deux méthodes d'analyse avancées ont été ajoutées sans toucher aux analyses existantes : une détection d'anomalies multivariée par Isolation Forest, calibrée objectivement sur la méthode univariée déjà en place, et une validation statistique (Pearson + Spearman, p-values) des corrélations lues sur la heatmap. Résultats clés : 19 articles présentent une combinaison stock/ventes anormale invisible à une simple analyse de prix (sur 32 détectés au total, pour un recouvrement de 23,64 % avec les 36 outliers de prix déjà connus) ; les tests statistiques confirment la fiabilité des corrélations tarifaires déjà identifiées et révèlent une relation monotone forte entre stock et prix d'achat (Spearman r = -0,55, p &lt; 0,0001) invisible au coefficient de Pearson classique (r = -0,02). La valorisation du stock, recalculée sur le prix d'achat, s'élève à 298 540,07 € pour 17 803 unités. Le notebook s'exécute intégralement sans erreur en environ 5 secondes sur un poste standard (0 erreur sur 92 cellules de code) ; un bug de formatage bloquant l'exécution a été détecté et corrigé au cours de ce travail, épisode volontairement documenté en Étape 4 (§3bis) comme illustration concrète de la nécessité de vérifier, et non seulement relire, un livrable amélioré par l'IA.</w:t>
+              <w:t xml:space="preserve">Voici Belkacemi_Kawtar_1_notebook_052025.ipynb et ses trois sources erp.xlsx, web.xlsx, liaison.xlsx. Avant de modifier quoi que ce soit, exécute le notebook de bout en bout et rends-moi le compte rendu : nombre de cellules, erreurs, temps total. Ne me dis pas qu'il fonctionne sans l'avoir exécuté. S'il ne s'exécute pas en l'état, repars de ce fichier d'origine et construis la version améliorée par insertion, en conservant à l'identique toutes les sections et conclusions existantes.</w:t>
+            </w:r>
+          </w:p>
+        </w:tc>
+      </w:tr>
+    </w:tbl>
+    <w:p>
+      <w:pPr>
+        <w:spacing w:before="180"/>
+      </w:pPr>
+    </w:p>
+    <w:tbl>
+      <w:tblPr>
+        <w:tblW w:type="dxa" w:w="9648"/>
+        <w:tblBorders>
+          <w:top w:val="single" w:color="1F7A8C" w:sz="4"/>
+          <w:left w:val="single" w:color="1F7A8C" w:sz="24"/>
+          <w:bottom w:val="single" w:color="1F7A8C" w:sz="4"/>
+          <w:right w:val="single" w:color="1F7A8C" w:sz="4"/>
+          <w:insideH w:val="none" w:color="FFFFFF" w:sz="0"/>
+          <w:insideV w:val="none" w:color="FFFFFF" w:sz="0"/>
+        </w:tblBorders>
+      </w:tblPr>
+      <w:tblGrid>
+        <w:gridCol w:w="9648"/>
+      </w:tblGrid>
+      <w:tr>
+        <w:tc>
+          <w:tcPr>
+            <w:tcW w:type="dxa" w:w="9648"/>
+            <w:shd w:fill="FBF3EF" w:color="auto" w:val="clear"/>
+            <w:tcMar>
+              <w:top w:type="dxa" w:w="160"/>
+              <w:left w:type="dxa" w:w="220"/>
+              <w:bottom w:type="dxa" w:w="160"/>
+              <w:right w:type="dxa" w:w="220"/>
+            </w:tcMar>
+          </w:tcPr>
+          <w:p>
+            <w:pPr>
+              <w:spacing w:after="40"/>
+            </w:pPr>
+            <w:r>
+              <w:rPr>
+                <w:rFonts w:ascii="Calibri" w:cs="Calibri" w:eastAsia="Calibri" w:hAnsi="Calibri"/>
+                <w:b/>
+                <w:bCs/>
+                <w:color w:val="1F7A8C"/>
+                <w:spacing w:val="15"/>
+                <w:sz w:val="17"/>
+                <w:szCs w:val="17"/>
+              </w:rPr>
+              <w:t xml:space="preserve">ESSAI 2 — DÉTECTION D'ANOMALIES</w:t>
+            </w:r>
+          </w:p>
+          <w:p>
+            <w:r>
+              <w:rPr>
+                <w:rFonts w:ascii="Calibri" w:cs="Calibri" w:eastAsia="Calibri" w:hAnsi="Calibri"/>
+                <w:i/>
+                <w:iCs/>
+                <w:color w:val="2B2B2B"/>
+                <w:sz w:val="21"/>
+                <w:szCs w:val="21"/>
+              </w:rPr>
+              <w:t xml:space="preserve">À l'étape 4.2, le notebook ne détecte les valeurs aberrantes que sur price, en univarié (Z-score puis IQR). Un article dont le prix est normal mais dont la combinaison stock/ventes est atypique est invisible. Identifie les méthodes de détection multivariée disponibles dans scikit-learn et adaptées à un catalogue de 825 références décrit par price, stock_quantity et total_sales. Pour chacune : principe, cas d'usage, avantages, limites, prérequis, source. Compare-les sur qualité, robustesse et biais, coût de calcul, reproductibilité, conformité, maintenabilité. N'implémente rien avant que la comparaison soit écrite.</w:t>
+            </w:r>
+          </w:p>
+        </w:tc>
+      </w:tr>
+    </w:tbl>
+    <w:p>
+      <w:pPr>
+        <w:spacing w:before="180"/>
+      </w:pPr>
+    </w:p>
+    <w:tbl>
+      <w:tblPr>
+        <w:tblW w:type="dxa" w:w="9648"/>
+        <w:tblBorders>
+          <w:top w:val="single" w:color="1F7A8C" w:sz="4"/>
+          <w:left w:val="single" w:color="1F7A8C" w:sz="24"/>
+          <w:bottom w:val="single" w:color="1F7A8C" w:sz="4"/>
+          <w:right w:val="single" w:color="1F7A8C" w:sz="4"/>
+          <w:insideH w:val="none" w:color="FFFFFF" w:sz="0"/>
+          <w:insideV w:val="none" w:color="FFFFFF" w:sz="0"/>
+        </w:tblBorders>
+      </w:tblPr>
+      <w:tblGrid>
+        <w:gridCol w:w="9648"/>
+      </w:tblGrid>
+      <w:tr>
+        <w:tc>
+          <w:tcPr>
+            <w:tcW w:type="dxa" w:w="9648"/>
+            <w:shd w:fill="FBF3EF" w:color="auto" w:val="clear"/>
+            <w:tcMar>
+              <w:top w:type="dxa" w:w="160"/>
+              <w:left w:type="dxa" w:w="220"/>
+              <w:bottom w:type="dxa" w:w="160"/>
+              <w:right w:type="dxa" w:w="220"/>
+            </w:tcMar>
+          </w:tcPr>
+          <w:p>
+            <w:pPr>
+              <w:spacing w:after="40"/>
+            </w:pPr>
+            <w:r>
+              <w:rPr>
+                <w:rFonts w:ascii="Calibri" w:cs="Calibri" w:eastAsia="Calibri" w:hAnsi="Calibri"/>
+                <w:b/>
+                <w:bCs/>
+                <w:color w:val="1F7A8C"/>
+                <w:spacing w:val="15"/>
+                <w:sz w:val="17"/>
+                <w:szCs w:val="17"/>
+              </w:rPr>
+              <w:t xml:space="preserve">ESSAI 2 · RELANCE</w:t>
+            </w:r>
+          </w:p>
+          <w:p>
+            <w:r>
+              <w:rPr>
+                <w:rFonts w:ascii="Calibri" w:cs="Calibri" w:eastAsia="Calibri" w:hAnsi="Calibri"/>
+                <w:i/>
+                <w:iCs/>
+                <w:color w:val="2B2B2B"/>
+                <w:sz w:val="21"/>
+                <w:szCs w:val="21"/>
+              </w:rPr>
+              <w:t xml:space="preserve">Implémente les deux méthodes retenues. Standardise les variables, calibre la contamination sur le taux d'outliers déjà obtenu par l'IQR pour que la comparaison soit équitable, fixe random_state=42, et mesure les temps de calcul au lieu de les estimer. Donne les taux de recouvrement entre les trois méthodes et le nombre d'articles que chacune est seule à signaler.</w:t>
+            </w:r>
+          </w:p>
+        </w:tc>
+      </w:tr>
+    </w:tbl>
+    <w:p>
+      <w:pPr>
+        <w:spacing w:before="180"/>
+      </w:pPr>
+    </w:p>
+    <w:tbl>
+      <w:tblPr>
+        <w:tblW w:type="dxa" w:w="9648"/>
+        <w:tblBorders>
+          <w:top w:val="single" w:color="1F7A8C" w:sz="4"/>
+          <w:left w:val="single" w:color="1F7A8C" w:sz="24"/>
+          <w:bottom w:val="single" w:color="1F7A8C" w:sz="4"/>
+          <w:right w:val="single" w:color="1F7A8C" w:sz="4"/>
+          <w:insideH w:val="none" w:color="FFFFFF" w:sz="0"/>
+          <w:insideV w:val="none" w:color="FFFFFF" w:sz="0"/>
+        </w:tblBorders>
+      </w:tblPr>
+      <w:tblGrid>
+        <w:gridCol w:w="9648"/>
+      </w:tblGrid>
+      <w:tr>
+        <w:tc>
+          <w:tcPr>
+            <w:tcW w:type="dxa" w:w="9648"/>
+            <w:shd w:fill="FBF3EF" w:color="auto" w:val="clear"/>
+            <w:tcMar>
+              <w:top w:type="dxa" w:w="160"/>
+              <w:left w:type="dxa" w:w="220"/>
+              <w:bottom w:type="dxa" w:w="160"/>
+              <w:right w:type="dxa" w:w="220"/>
+            </w:tcMar>
+          </w:tcPr>
+          <w:p>
+            <w:pPr>
+              <w:spacing w:after="40"/>
+            </w:pPr>
+            <w:r>
+              <w:rPr>
+                <w:rFonts w:ascii="Calibri" w:cs="Calibri" w:eastAsia="Calibri" w:hAnsi="Calibri"/>
+                <w:b/>
+                <w:bCs/>
+                <w:color w:val="1F7A8C"/>
+                <w:spacing w:val="15"/>
+                <w:sz w:val="17"/>
+                <w:szCs w:val="17"/>
+              </w:rPr>
+              <w:t xml:space="preserve">ESSAI 3 — SIGNIFICATIVITÉ</w:t>
+            </w:r>
+          </w:p>
+          <w:p>
+            <w:r>
+              <w:rPr>
+                <w:rFonts w:ascii="Calibri" w:cs="Calibri" w:eastAsia="Calibri" w:hAnsi="Calibri"/>
+                <w:i/>
+                <w:iCs/>
+                <w:color w:val="2B2B2B"/>
+                <w:sz w:val="21"/>
+                <w:szCs w:val="21"/>
+              </w:rPr>
+              <w:t xml:space="preserve">La heatmap de l'étape 5.5 affiche des coefficients issus de .corr() sans aucune p-value. Compare Pearson et Spearman : ce que chacun mesure, ce qu'il manque, sur quel type de relation il se trompe. Dis s'il faut en retenir un ou les deux. Calcule ensuite les deux pour chaque paire parmi stock_quantity, total_sales, price, taux_marge, prix_ht, purchase_price, au seuil p &lt; 0,05, et signale explicitement toute paire où les deux tests divergent.</w:t>
+            </w:r>
+          </w:p>
+        </w:tc>
+      </w:tr>
+    </w:tbl>
+    <w:p>
+      <w:pPr>
+        <w:spacing w:before="180"/>
+      </w:pPr>
+    </w:p>
+    <w:tbl>
+      <w:tblPr>
+        <w:tblW w:type="dxa" w:w="9648"/>
+        <w:tblBorders>
+          <w:top w:val="single" w:color="1F7A8C" w:sz="4"/>
+          <w:left w:val="single" w:color="1F7A8C" w:sz="24"/>
+          <w:bottom w:val="single" w:color="1F7A8C" w:sz="4"/>
+          <w:right w:val="single" w:color="1F7A8C" w:sz="4"/>
+          <w:insideH w:val="none" w:color="FFFFFF" w:sz="0"/>
+          <w:insideV w:val="none" w:color="FFFFFF" w:sz="0"/>
+        </w:tblBorders>
+      </w:tblPr>
+      <w:tblGrid>
+        <w:gridCol w:w="9648"/>
+      </w:tblGrid>
+      <w:tr>
+        <w:tc>
+          <w:tcPr>
+            <w:tcW w:type="dxa" w:w="9648"/>
+            <w:shd w:fill="FBF3EF" w:color="auto" w:val="clear"/>
+            <w:tcMar>
+              <w:top w:type="dxa" w:w="160"/>
+              <w:left w:type="dxa" w:w="220"/>
+              <w:bottom w:type="dxa" w:w="160"/>
+              <w:right w:type="dxa" w:w="220"/>
+            </w:tcMar>
+          </w:tcPr>
+          <w:p>
+            <w:pPr>
+              <w:spacing w:after="40"/>
+            </w:pPr>
+            <w:r>
+              <w:rPr>
+                <w:rFonts w:ascii="Calibri" w:cs="Calibri" w:eastAsia="Calibri" w:hAnsi="Calibri"/>
+                <w:b/>
+                <w:bCs/>
+                <w:color w:val="1F7A8C"/>
+                <w:spacing w:val="15"/>
+                <w:sz w:val="17"/>
+                <w:szCs w:val="17"/>
+              </w:rPr>
+              <w:t xml:space="preserve">ESSAI 4 — PORTABILITÉ</w:t>
+            </w:r>
+          </w:p>
+          <w:p>
+            <w:r>
+              <w:rPr>
+                <w:rFonts w:ascii="Calibri" w:cs="Calibri" w:eastAsia="Calibri" w:hAnsi="Calibri"/>
+                <w:i/>
+                <w:iCs/>
+                <w:color w:val="2B2B2B"/>
+                <w:sz w:val="21"/>
+                <w:szCs w:val="21"/>
+              </w:rPr>
+              <w:t xml:space="preserve">Le notebook charge ses fichiers par des chemins absolus pointant vers le poste d'origine. Remplace-les par des chemins relatifs au dossier du notebook, puis vérifie que l'exécution complète réussit depuis un dossier déplacé. Vérifie aussi que la valorisation du stock est bien calculée sur purchase_price et non sur price. Consigne les versions exactes de Python et de chaque bibliothèque, et fixe toute graine aléatoire.</w:t>
+            </w:r>
+          </w:p>
+        </w:tc>
+      </w:tr>
+    </w:tbl>
+    <w:p>
+      <w:pPr>
+        <w:pStyle w:val="Heading2"/>
+        <w:spacing w:after="140" w:before="300"/>
+      </w:pPr>
+      <w:r>
+        <w:rPr>
+          <w:rFonts w:ascii="Calibri" w:cs="Calibri" w:eastAsia="Calibri" w:hAnsi="Calibri"/>
+          <w:b/>
+          <w:bCs/>
+          <w:color w:val="134652"/>
+          <w:sz w:val="24"/>
+          <w:szCs w:val="24"/>
+        </w:rPr>
+        <w:t xml:space="preserve">Annexe — essais portant sur la production des livrables</w:t>
+      </w:r>
+    </w:p>
+    <w:p>
+      <w:pPr>
+        <w:spacing w:after="160" w:line="300"/>
+      </w:pPr>
+      <w:r>
+        <w:rPr>
+          <w:rFonts w:ascii="Calibri" w:cs="Calibri" w:eastAsia="Calibri" w:hAnsi="Calibri"/>
+          <w:b w:val="false"/>
+          <w:bCs w:val="false"/>
+          <w:i w:val="false"/>
+          <w:iCs w:val="false"/>
+          <w:color w:val="222222"/>
+          <w:sz w:val="21"/>
+          <w:szCs w:val="21"/>
+        </w:rPr>
+        <w:t xml:space="preserve">Ces essais ne portent pas sur le notebook lui-même mais sur la fabrication des livrables et sur le portfolio. Ils sont consignés pour être complets : avec les quatre précédents, neuf essais au total.</w:t>
+      </w:r>
+    </w:p>
+    <w:tbl>
+      <w:tblPr>
+        <w:tblW w:type="dxa" w:w="9648"/>
+        <w:tblBorders>
+          <w:top w:val="single" w:color="D5D8DB" w:sz="4"/>
+          <w:left w:val="single" w:color="D5D8DB" w:sz="4"/>
+          <w:bottom w:val="single" w:color="D5D8DB" w:sz="4"/>
+          <w:right w:val="single" w:color="D5D8DB" w:sz="4"/>
+          <w:insideH w:val="single" w:color="D5D8DB" w:sz="4"/>
+          <w:insideV w:val="single" w:color="D5D8DB" w:sz="4"/>
+        </w:tblBorders>
+      </w:tblPr>
+      <w:tblGrid>
+        <w:gridCol w:w="2400"/>
+        <w:gridCol w:w="3200"/>
+        <w:gridCol w:w="4048"/>
+      </w:tblGrid>
+      <w:tr>
+        <w:trPr>
+          <w:cantSplit/>
+          <w:tblHeader/>
+        </w:trPr>
+        <w:tc>
+          <w:tcPr>
+            <w:tcW w:type="dxa" w:w="2400"/>
+            <w:shd w:fill="134652" w:color="auto" w:val="clear"/>
+            <w:tcMar>
+              <w:top w:type="dxa" w:w="90"/>
+              <w:left w:type="dxa" w:w="130"/>
+              <w:bottom w:type="dxa" w:w="90"/>
+              <w:right w:type="dxa" w:w="130"/>
+            </w:tcMar>
+            <w:vAlign w:val="center"/>
+          </w:tcPr>
+          <w:p>
+            <w:r>
+              <w:rPr>
+                <w:rFonts w:ascii="Calibri" w:cs="Calibri" w:eastAsia="Calibri" w:hAnsi="Calibri"/>
+                <w:b/>
+                <w:bCs/>
+                <w:color w:val="FFFFFF"/>
+                <w:sz w:val="19"/>
+                <w:szCs w:val="19"/>
+              </w:rPr>
+              <w:t xml:space="preserve">Essai</w:t>
+            </w:r>
+          </w:p>
+        </w:tc>
+        <w:tc>
+          <w:tcPr>
+            <w:tcW w:type="dxa" w:w="3200"/>
+            <w:shd w:fill="134652" w:color="auto" w:val="clear"/>
+            <w:tcMar>
+              <w:top w:type="dxa" w:w="90"/>
+              <w:left w:type="dxa" w:w="130"/>
+              <w:bottom w:type="dxa" w:w="90"/>
+              <w:right w:type="dxa" w:w="130"/>
+            </w:tcMar>
+            <w:vAlign w:val="center"/>
+          </w:tcPr>
+          <w:p>
+            <w:r>
+              <w:rPr>
+                <w:rFonts w:ascii="Calibri" w:cs="Calibri" w:eastAsia="Calibri" w:hAnsi="Calibri"/>
+                <w:b/>
+                <w:bCs/>
+                <w:color w:val="FFFFFF"/>
+                <w:sz w:val="19"/>
+                <w:szCs w:val="19"/>
+              </w:rPr>
+              <w:t xml:space="preserve">Options instruites</w:t>
+            </w:r>
+          </w:p>
+        </w:tc>
+        <w:tc>
+          <w:tcPr>
+            <w:tcW w:type="dxa" w:w="4048"/>
+            <w:shd w:fill="134652" w:color="auto" w:val="clear"/>
+            <w:tcMar>
+              <w:top w:type="dxa" w:w="90"/>
+              <w:left w:type="dxa" w:w="130"/>
+              <w:bottom w:type="dxa" w:w="90"/>
+              <w:right w:type="dxa" w:w="130"/>
+            </w:tcMar>
+            <w:vAlign w:val="center"/>
+          </w:tcPr>
+          <w:p>
+            <w:r>
+              <w:rPr>
+                <w:rFonts w:ascii="Calibri" w:cs="Calibri" w:eastAsia="Calibri" w:hAnsi="Calibri"/>
+                <w:b/>
+                <w:bCs/>
+                <w:color w:val="FFFFFF"/>
+                <w:sz w:val="19"/>
+                <w:szCs w:val="19"/>
+              </w:rPr>
+              <w:t xml:space="preserve">Décision</w:t>
+            </w:r>
+          </w:p>
+        </w:tc>
+      </w:tr>
+      <w:tr>
+        <w:trPr>
+          <w:cantSplit/>
+        </w:trPr>
+        <w:tc>
+          <w:tcPr>
+            <w:tcW w:type="dxa" w:w="2400"/>
+            <w:tcMar>
+              <w:top w:type="dxa" w:w="90"/>
+              <w:left w:type="dxa" w:w="130"/>
+              <w:bottom w:type="dxa" w:w="90"/>
+              <w:right w:type="dxa" w:w="130"/>
+            </w:tcMar>
+            <w:vAlign w:val="center"/>
+          </w:tcPr>
+          <w:p>
+            <w:r>
+              <w:rPr>
+                <w:rFonts w:ascii="Calibri" w:cs="Calibri" w:eastAsia="Calibri" w:hAnsi="Calibri"/>
+                <w:b w:val="false"/>
+                <w:bCs w:val="false"/>
+                <w:color w:val="222222"/>
+                <w:sz w:val="19"/>
+                <w:szCs w:val="19"/>
+              </w:rPr>
+              <w:t xml:space="preserve">5 — Format des livrables</w:t>
+            </w:r>
+          </w:p>
+        </w:tc>
+        <w:tc>
+          <w:tcPr>
+            <w:tcW w:type="dxa" w:w="3200"/>
+            <w:tcMar>
+              <w:top w:type="dxa" w:w="90"/>
+              <w:left w:type="dxa" w:w="130"/>
+              <w:bottom w:type="dxa" w:w="90"/>
+              <w:right w:type="dxa" w:w="130"/>
+            </w:tcMar>
+            <w:vAlign w:val="center"/>
+          </w:tcPr>
+          <w:p>
+            <w:r>
+              <w:rPr>
+                <w:rFonts w:ascii="Calibri" w:cs="Calibri" w:eastAsia="Calibri" w:hAnsi="Calibri"/>
+                <w:b w:val="false"/>
+                <w:bCs w:val="false"/>
+                <w:color w:val="222222"/>
+                <w:sz w:val="19"/>
+                <w:szCs w:val="19"/>
+              </w:rPr>
+              <w:t xml:space="preserve">Document unique / documents distincts, un par étape</w:t>
+            </w:r>
+          </w:p>
+        </w:tc>
+        <w:tc>
+          <w:tcPr>
+            <w:tcW w:type="dxa" w:w="4048"/>
+            <w:tcMar>
+              <w:top w:type="dxa" w:w="90"/>
+              <w:left w:type="dxa" w:w="130"/>
+              <w:bottom w:type="dxa" w:w="90"/>
+              <w:right w:type="dxa" w:w="130"/>
+            </w:tcMar>
+            <w:vAlign w:val="center"/>
+          </w:tcPr>
+          <w:p>
+            <w:r>
+              <w:rPr>
+                <w:rFonts w:ascii="Calibri" w:cs="Calibri" w:eastAsia="Calibri" w:hAnsi="Calibri"/>
+                <w:b w:val="false"/>
+                <w:bCs w:val="false"/>
+                <w:color w:val="222222"/>
+                <w:sz w:val="19"/>
+                <w:szCs w:val="19"/>
+              </w:rPr>
+              <w:t xml:space="preserve">Documents distincts. Contrainte posée : aucun chiffre dans un document sans provenir d'une exécution réelle</w:t>
+            </w:r>
+          </w:p>
+        </w:tc>
+      </w:tr>
+      <w:tr>
+        <w:trPr>
+          <w:cantSplit/>
+        </w:trPr>
+        <w:tc>
+          <w:tcPr>
+            <w:tcW w:type="dxa" w:w="2400"/>
+            <w:shd w:fill="EDEFF1" w:color="auto" w:val="clear"/>
+            <w:tcMar>
+              <w:top w:type="dxa" w:w="90"/>
+              <w:left w:type="dxa" w:w="130"/>
+              <w:bottom w:type="dxa" w:w="90"/>
+              <w:right w:type="dxa" w:w="130"/>
+            </w:tcMar>
+            <w:vAlign w:val="center"/>
+          </w:tcPr>
+          <w:p>
+            <w:r>
+              <w:rPr>
+                <w:rFonts w:ascii="Calibri" w:cs="Calibri" w:eastAsia="Calibri" w:hAnsi="Calibri"/>
+                <w:b w:val="false"/>
+                <w:bCs w:val="false"/>
+                <w:color w:val="222222"/>
+                <w:sz w:val="19"/>
+                <w:szCs w:val="19"/>
+              </w:rPr>
+              <w:t xml:space="preserve">6 — Support de présentation</w:t>
+            </w:r>
+          </w:p>
+        </w:tc>
+        <w:tc>
+          <w:tcPr>
+            <w:tcW w:type="dxa" w:w="3200"/>
+            <w:shd w:fill="EDEFF1" w:color="auto" w:val="clear"/>
+            <w:tcMar>
+              <w:top w:type="dxa" w:w="90"/>
+              <w:left w:type="dxa" w:w="130"/>
+              <w:bottom w:type="dxa" w:w="90"/>
+              <w:right w:type="dxa" w:w="130"/>
+            </w:tcMar>
+            <w:vAlign w:val="center"/>
+          </w:tcPr>
+          <w:p>
+            <w:r>
+              <w:rPr>
+                <w:rFonts w:ascii="Calibri" w:cs="Calibri" w:eastAsia="Calibri" w:hAnsi="Calibri"/>
+                <w:b w:val="false"/>
+                <w:bCs w:val="false"/>
+                <w:color w:val="222222"/>
+                <w:sz w:val="19"/>
+                <w:szCs w:val="19"/>
+              </w:rPr>
+              <w:t xml:space="preserve">Génération assistée en ligne / générateur de slides / python-pptx avec design system déclaré</w:t>
+            </w:r>
+          </w:p>
+        </w:tc>
+        <w:tc>
+          <w:tcPr>
+            <w:tcW w:type="dxa" w:w="4048"/>
+            <w:shd w:fill="EDEFF1" w:color="auto" w:val="clear"/>
+            <w:tcMar>
+              <w:top w:type="dxa" w:w="90"/>
+              <w:left w:type="dxa" w:w="130"/>
+              <w:bottom w:type="dxa" w:w="90"/>
+              <w:right w:type="dxa" w:w="130"/>
+            </w:tcMar>
+            <w:vAlign w:val="center"/>
+          </w:tcPr>
+          <w:p>
+            <w:r>
+              <w:rPr>
+                <w:rFonts w:ascii="Calibri" w:cs="Calibri" w:eastAsia="Calibri" w:hAnsi="Calibri"/>
+                <w:b w:val="false"/>
+                <w:bCs w:val="false"/>
+                <w:color w:val="222222"/>
+                <w:sz w:val="19"/>
+                <w:szCs w:val="19"/>
+              </w:rPr>
+              <w:t xml:space="preserve">python-pptx. Les deux premières voies ont produit un rendu graphique insuffisant et n'ont pas été retenues</w:t>
+            </w:r>
+          </w:p>
+        </w:tc>
+      </w:tr>
+      <w:tr>
+        <w:trPr>
+          <w:cantSplit/>
+        </w:trPr>
+        <w:tc>
+          <w:tcPr>
+            <w:tcW w:type="dxa" w:w="2400"/>
+            <w:tcMar>
+              <w:top w:type="dxa" w:w="90"/>
+              <w:left w:type="dxa" w:w="130"/>
+              <w:bottom w:type="dxa" w:w="90"/>
+              <w:right w:type="dxa" w:w="130"/>
+            </w:tcMar>
+            <w:vAlign w:val="center"/>
+          </w:tcPr>
+          <w:p>
+            <w:r>
+              <w:rPr>
+                <w:rFonts w:ascii="Calibri" w:cs="Calibri" w:eastAsia="Calibri" w:hAnsi="Calibri"/>
+                <w:b w:val="false"/>
+                <w:bCs w:val="false"/>
+                <w:color w:val="222222"/>
+                <w:sz w:val="19"/>
+                <w:szCs w:val="19"/>
+              </w:rPr>
+              <w:t xml:space="preserve">7 — Contrôle du rendu</w:t>
+            </w:r>
+          </w:p>
+        </w:tc>
+        <w:tc>
+          <w:tcPr>
+            <w:tcW w:type="dxa" w:w="3200"/>
+            <w:tcMar>
+              <w:top w:type="dxa" w:w="90"/>
+              <w:left w:type="dxa" w:w="130"/>
+              <w:bottom w:type="dxa" w:w="90"/>
+              <w:right w:type="dxa" w:w="130"/>
+            </w:tcMar>
+            <w:vAlign w:val="center"/>
+          </w:tcPr>
+          <w:p>
+            <w:r>
+              <w:rPr>
+                <w:rFonts w:ascii="Calibri" w:cs="Calibri" w:eastAsia="Calibri" w:hAnsi="Calibri"/>
+                <w:b w:val="false"/>
+                <w:bCs w:val="false"/>
+                <w:color w:val="222222"/>
+                <w:sz w:val="19"/>
+                <w:szCs w:val="19"/>
+              </w:rPr>
+              <w:t xml:space="preserve">Relecture du code / export de chaque page et de chaque slide en image</w:t>
+            </w:r>
+          </w:p>
+        </w:tc>
+        <w:tc>
+          <w:tcPr>
+            <w:tcW w:type="dxa" w:w="4048"/>
+            <w:tcMar>
+              <w:top w:type="dxa" w:w="90"/>
+              <w:left w:type="dxa" w:w="130"/>
+              <w:bottom w:type="dxa" w:w="90"/>
+              <w:right w:type="dxa" w:w="130"/>
+            </w:tcMar>
+            <w:vAlign w:val="center"/>
+          </w:tcPr>
+          <w:p>
+            <w:r>
+              <w:rPr>
+                <w:rFonts w:ascii="Calibri" w:cs="Calibri" w:eastAsia="Calibri" w:hAnsi="Calibri"/>
+                <w:b w:val="false"/>
+                <w:bCs w:val="false"/>
+                <w:color w:val="222222"/>
+                <w:sz w:val="19"/>
+                <w:szCs w:val="19"/>
+              </w:rPr>
+              <w:t xml:space="preserve">Export systématique. 7 défauts de mise en page détectés, invisibles à la relecture du code, tous corrigés</w:t>
+            </w:r>
+          </w:p>
+        </w:tc>
+      </w:tr>
+      <w:tr>
+        <w:trPr>
+          <w:cantSplit/>
+        </w:trPr>
+        <w:tc>
+          <w:tcPr>
+            <w:tcW w:type="dxa" w:w="2400"/>
+            <w:shd w:fill="EDEFF1" w:color="auto" w:val="clear"/>
+            <w:tcMar>
+              <w:top w:type="dxa" w:w="90"/>
+              <w:left w:type="dxa" w:w="130"/>
+              <w:bottom w:type="dxa" w:w="90"/>
+              <w:right w:type="dxa" w:w="130"/>
+            </w:tcMar>
+            <w:vAlign w:val="center"/>
+          </w:tcPr>
+          <w:p>
+            <w:r>
+              <w:rPr>
+                <w:rFonts w:ascii="Calibri" w:cs="Calibri" w:eastAsia="Calibri" w:hAnsi="Calibri"/>
+                <w:b w:val="false"/>
+                <w:bCs w:val="false"/>
+                <w:color w:val="222222"/>
+                <w:sz w:val="19"/>
+                <w:szCs w:val="19"/>
+              </w:rPr>
+              <w:t xml:space="preserve">8 — Hiérarchisation du portfolio</w:t>
+            </w:r>
+          </w:p>
+        </w:tc>
+        <w:tc>
+          <w:tcPr>
+            <w:tcW w:type="dxa" w:w="3200"/>
+            <w:shd w:fill="EDEFF1" w:color="auto" w:val="clear"/>
+            <w:tcMar>
+              <w:top w:type="dxa" w:w="90"/>
+              <w:left w:type="dxa" w:w="130"/>
+              <w:bottom w:type="dxa" w:w="90"/>
+              <w:right w:type="dxa" w:w="130"/>
+            </w:tcMar>
+            <w:vAlign w:val="center"/>
+          </w:tcPr>
+          <w:p>
+            <w:r>
+              <w:rPr>
+                <w:rFonts w:ascii="Calibri" w:cs="Calibri" w:eastAsia="Calibri" w:hAnsi="Calibri"/>
+                <w:b w:val="false"/>
+                <w:bCs w:val="false"/>
+                <w:color w:val="222222"/>
+                <w:sz w:val="19"/>
+                <w:szCs w:val="19"/>
+              </w:rPr>
+              <w:t xml:space="preserve">Ordre chronologique / par compétence / par valeur métier démontrée</w:t>
+            </w:r>
+          </w:p>
+        </w:tc>
+        <w:tc>
+          <w:tcPr>
+            <w:tcW w:type="dxa" w:w="4048"/>
+            <w:shd w:fill="EDEFF1" w:color="auto" w:val="clear"/>
+            <w:tcMar>
+              <w:top w:type="dxa" w:w="90"/>
+              <w:left w:type="dxa" w:w="130"/>
+              <w:bottom w:type="dxa" w:w="90"/>
+              <w:right w:type="dxa" w:w="130"/>
+            </w:tcMar>
+            <w:vAlign w:val="center"/>
+          </w:tcPr>
+          <w:p>
+            <w:r>
+              <w:rPr>
+                <w:rFonts w:ascii="Calibri" w:cs="Calibri" w:eastAsia="Calibri" w:hAnsi="Calibri"/>
+                <w:b w:val="false"/>
+                <w:bCs w:val="false"/>
+                <w:color w:val="222222"/>
+                <w:sz w:val="19"/>
+                <w:szCs w:val="19"/>
+              </w:rPr>
+              <w:t xml:space="preserve">Hiérarchisation par valeur métier, arrêtée avant toute rédaction : 12 projets présentés, dont 5 preuves phares détaillées</w:t>
+            </w:r>
+          </w:p>
+        </w:tc>
+      </w:tr>
+      <w:tr>
+        <w:trPr>
+          <w:cantSplit/>
+        </w:trPr>
+        <w:tc>
+          <w:tcPr>
+            <w:tcW w:type="dxa" w:w="2400"/>
+            <w:tcMar>
+              <w:top w:type="dxa" w:w="90"/>
+              <w:left w:type="dxa" w:w="130"/>
+              <w:bottom w:type="dxa" w:w="90"/>
+              <w:right w:type="dxa" w:w="130"/>
+            </w:tcMar>
+            <w:vAlign w:val="center"/>
+          </w:tcPr>
+          <w:p>
+            <w:r>
+              <w:rPr>
+                <w:rFonts w:ascii="Calibri" w:cs="Calibri" w:eastAsia="Calibri" w:hAnsi="Calibri"/>
+                <w:b w:val="false"/>
+                <w:bCs w:val="false"/>
+                <w:color w:val="222222"/>
+                <w:sz w:val="19"/>
+                <w:szCs w:val="19"/>
+              </w:rPr>
+              <w:t xml:space="preserve">9 — Exhaustivité de la publication</w:t>
+            </w:r>
+          </w:p>
+        </w:tc>
+        <w:tc>
+          <w:tcPr>
+            <w:tcW w:type="dxa" w:w="3200"/>
+            <w:tcMar>
+              <w:top w:type="dxa" w:w="90"/>
+              <w:left w:type="dxa" w:w="130"/>
+              <w:bottom w:type="dxa" w:w="90"/>
+              <w:right w:type="dxa" w:w="130"/>
+            </w:tcMar>
+            <w:vAlign w:val="center"/>
+          </w:tcPr>
+          <w:p>
+            <w:r>
+              <w:rPr>
+                <w:rFonts w:ascii="Calibri" w:cs="Calibri" w:eastAsia="Calibri" w:hAnsi="Calibri"/>
+                <w:b w:val="false"/>
+                <w:bCs w:val="false"/>
+                <w:color w:val="222222"/>
+                <w:sz w:val="19"/>
+                <w:szCs w:val="19"/>
+              </w:rPr>
+              <w:t xml:space="preserve">Un extrait représentatif par projet / l'intégralité des livrables</w:t>
+            </w:r>
+          </w:p>
+        </w:tc>
+        <w:tc>
+          <w:tcPr>
+            <w:tcW w:type="dxa" w:w="4048"/>
+            <w:tcMar>
+              <w:top w:type="dxa" w:w="90"/>
+              <w:left w:type="dxa" w:w="130"/>
+              <w:bottom w:type="dxa" w:w="90"/>
+              <w:right w:type="dxa" w:w="130"/>
+            </w:tcMar>
+            <w:vAlign w:val="center"/>
+          </w:tcPr>
+          <w:p>
+            <w:r>
+              <w:rPr>
+                <w:rFonts w:ascii="Calibri" w:cs="Calibri" w:eastAsia="Calibri" w:hAnsi="Calibri"/>
+                <w:b w:val="false"/>
+                <w:bCs w:val="false"/>
+                <w:color w:val="222222"/>
+                <w:sz w:val="19"/>
+                <w:szCs w:val="19"/>
+              </w:rPr>
+              <w:t xml:space="preserve">Intégralité — notebooks, requêtes SQL, schémas. 10 projets publiés en code ; les 2 projets d'entreprise restent hors dépôt</w:t>
+            </w:r>
+          </w:p>
+        </w:tc>
+      </w:tr>
+    </w:tbl>
+    <w:p>
+      <w:pPr>
+        <w:pStyle w:val="Heading1"/>
+        <w:pBdr>
+          <w:bottom w:val="single" w:color="1F7A8C" w:sz="6" w:space="6"/>
+        </w:pBdr>
+        <w:spacing w:after="200" w:before="420"/>
+      </w:pPr>
+      <w:r>
+        <w:rPr>
+          <w:rFonts w:ascii="Calibri" w:cs="Calibri" w:eastAsia="Calibri" w:hAnsi="Calibri"/>
+          <w:b/>
+          <w:bCs/>
+          <w:color w:val="134652"/>
+          <w:sz w:val="30"/>
+          <w:szCs w:val="30"/>
+        </w:rPr>
+        <w:t xml:space="preserve">8. Synthèse recruteur / client</w:t>
+      </w:r>
+    </w:p>
+    <w:p>
+      <w:pPr>
+        <w:spacing w:before="200"/>
+      </w:pPr>
+    </w:p>
+    <w:tbl>
+      <w:tblPr>
+        <w:tblW w:type="dxa" w:w="9648"/>
+        <w:tblBorders>
+          <w:top w:val="single" w:color="1F7A8C" w:sz="4"/>
+          <w:left w:val="single" w:color="1F7A8C" w:sz="24"/>
+          <w:bottom w:val="single" w:color="1F7A8C" w:sz="4"/>
+          <w:right w:val="single" w:color="1F7A8C" w:sz="4"/>
+          <w:insideH w:val="none" w:color="FFFFFF" w:sz="0"/>
+          <w:insideV w:val="none" w:color="FFFFFF" w:sz="0"/>
+        </w:tblBorders>
+      </w:tblPr>
+      <w:tblGrid>
+        <w:gridCol w:w="9648"/>
+      </w:tblGrid>
+      <w:tr>
+        <w:tc>
+          <w:tcPr>
+            <w:tcW w:type="dxa" w:w="9648"/>
+            <w:shd w:fill="FBF3EF" w:color="auto" w:val="clear"/>
+            <w:tcMar>
+              <w:top w:type="dxa" w:w="160"/>
+              <w:left w:type="dxa" w:w="220"/>
+              <w:bottom w:type="dxa" w:w="160"/>
+              <w:right w:type="dxa" w:w="220"/>
+            </w:tcMar>
+          </w:tcPr>
+          <w:p>
+            <w:pPr>
+              <w:spacing w:after="40"/>
+            </w:pPr>
+            <w:r>
+              <w:rPr>
+                <w:rFonts w:ascii="Calibri" w:cs="Calibri" w:eastAsia="Calibri" w:hAnsi="Calibri"/>
+                <w:b/>
+                <w:bCs/>
+                <w:color w:val="1F7A8C"/>
+                <w:spacing w:val="15"/>
+                <w:sz w:val="17"/>
+                <w:szCs w:val="17"/>
+              </w:rPr>
+              <w:t xml:space="preserve">SYNTHÈSE</w:t>
+            </w:r>
+          </w:p>
+          <w:p>
+            <w:r>
+              <w:rPr>
+                <w:rFonts w:ascii="Calibri" w:cs="Calibri" w:eastAsia="Calibri" w:hAnsi="Calibri"/>
+                <w:i/>
+                <w:iCs/>
+                <w:color w:val="2B2B2B"/>
+                <w:sz w:val="21"/>
+                <w:szCs w:val="21"/>
+              </w:rPr>
+              <w:t xml:space="preserve">Ce projet fiabilise et enrichit l'analyse du catalogue e-commerce du caviste Bottleneck (825 références ERP, 714 références web actives) en croisant stock, prix et ventes issus de deux systèmes distincts. Deux méthodes de détection d'anomalies multivariées ont été implémentées et comparées entre elles et à l'analyse univariée existante : Isolation Forest (retenue, recoupement de 23,64 % avec l'IQR, un seul hyperparamètre à justifier) et Local Outlier Factor (conservée en piste d'itération, recoupement de 7,94 % seulement, mais détecte davantage d'anomalies inédites). Ensemble, ces deux méthodes révèlent 41 anomalies stock/ventes invisibles à une simple lecture du prix. Une validation statistique (Pearson + Spearman, p-values) a par ailleurs été ajoutée aux corrélations déjà présentées, révélant une relation forte entre stock et prix d'achat (Spearman r = -0,55, p &lt; 0,0001) totalement invisible au coefficient de Pearson classique (r = -0,02). La valorisation du stock, section conservée du V1, s'élève à 298 540,07 € pour 17 803 unités. Le notebook s'exécute intégralement sans erreur en environ 5 secondes sur un poste standard (0 erreur sur 94 cellules).</w:t>
             </w:r>
           </w:p>
         </w:tc>
@@ -3154,7 +5398,7 @@
           <w:sz w:val="21"/>
           <w:szCs w:val="21"/>
         </w:rPr>
-        <w:t xml:space="preserve">Faire auditer manuellement par le contrôle de gestion les 19 anomalies stock/ventes détectées ainsi que l'article au taux de marge négatif (-84 %) avant toute décision automatisée</w:t>
+        <w:t xml:space="preserve">Faire auditer manuellement par le contrôle de gestion les anomalies stock/ventes détectées ainsi que l'article au taux de marge négatif (-84 %) avant toute décision automatisée</w:t>
       </w:r>
     </w:p>
     <w:p>
@@ -3173,7 +5417,7 @@
           <w:sz w:val="21"/>
           <w:szCs w:val="21"/>
         </w:rPr>
-        <w:t xml:space="preserve">Tester Local Outlier Factor pour détecter des anomalies propres à chaque famille de produits plutôt qu'au catalogue global</w:t>
+        <w:t xml:space="preserve">Exploiter Local Outlier Factor pour une détection d'anomalies par sous-famille de produits plutôt qu'au niveau du catalogue global</w:t>
       </w:r>
     </w:p>
     <w:p>

--- a/p06-qualite-donnees-boutique/mission1-amelioration-ia/README.docx
+++ b/p06-qualite-donnees-boutique/mission1-amelioration-ia/README.docx
@@ -916,7 +916,7 @@
           <w:sz w:val="21"/>
           <w:szCs w:val="21"/>
         </w:rPr>
-        <w:t xml:space="preserve">implémentée et exécutée pour une comparaison réelle, pas seulement théorique. Détecte 27 anomalies invisibles à l'IQR (contre 19 pour Isolation Forest), et s'est révélée plus rapide qu'Isolation Forest à cette échelle (1,7 ms contre 46,9 ms) — un résultat mesuré qui contredit l'intuition théorique de complexité, gardé et documenté tel quel plutôt qu'ignoré. Conservée comme piste d'itération pour une détection par sous-famille de produits.</w:t>
+        <w:t xml:space="preserve">implémentée et exécutée pour une comparaison réelle, pas seulement théorique. Détecte 27 anomalies invisibles à l'IQR (contre 19 pour Isolation Forest), et s'est révélée plus rapide qu'Isolation Forest à cette échelle (1,7 ms contre 46,9 ms) — un résultat mesuré qui contredit l'intuition théorique de complexité, gardé et documenté tel quel plutôt qu'ignoré. Conservée en recoupement plutôt qu'écartée : les articles que les deux méthodes signalent en même temps forment la liste la plus sûre à faire auditer en premier.</w:t>
       </w:r>
     </w:p>
     <w:p>
@@ -2673,7 +2673,7 @@
           <w:sz w:val="21"/>
           <w:szCs w:val="21"/>
         </w:rPr>
-        <w:t xml:space="preserve">Isolation Forest et Local Outlier Factor ne détectent que des anomalies globales </w:t>
+        <w:t xml:space="preserve">Isolation Forest et Local Outlier Factor comparent chaque article au catalogue entier : </w:t>
       </w:r>
       <w:r>
         <w:rPr>
@@ -2682,7 +2682,7 @@
           <w:sz w:val="21"/>
           <w:szCs w:val="21"/>
         </w:rPr>
-        <w:t xml:space="preserve">au catalogue entier, pas des anomalies propres à une sous-famille de produits.</w:t>
+        <w:t xml:space="preserve">un grand cru y paraît anormal alors qu'il est banal parmi les grands crus. Les fichiers sources ne portent aucune catégorie de produit, une détection par famille n'est donc pas réalisable en l'état. C'est la qualification métier qui joue ce rôle.</w:t>
       </w:r>
     </w:p>
     <w:p>
@@ -5417,7 +5417,7 @@
           <w:sz w:val="21"/>
           <w:szCs w:val="21"/>
         </w:rPr>
-        <w:t xml:space="preserve">Exploiter Local Outlier Factor pour une détection d'anomalies par sous-famille de produits plutôt qu'au niveau du catalogue global</w:t>
+        <w:t xml:space="preserve">Prioriser l'audit sur les articles que les deux méthodes signalent simultanément : c'est la liste la plus courte et la plus sûre</w:t>
       </w:r>
     </w:p>
     <w:p>
